--- a/fuentes/CFA12_228144_DU.docx
+++ b/fuentes/CFA12_228144_DU.docx
@@ -572,7 +572,7 @@
         </w:rPr>
         <w:fldChar w:fldCharType="separate"/>
       </w:r>
-      <w:hyperlink w:anchor="_Toc224911985" w:history="1">
+      <w:hyperlink w:anchor="_Toc230766431" w:history="1">
         <w:r>
           <w:rPr>
             <w:rStyle w:val="Hipervnculo"/>
@@ -599,7 +599,7 @@
             <w:noProof/>
             <w:webHidden/>
           </w:rPr>
-          <w:instrText xml:space="preserve"> PAGEREF _Toc224911985 \h </w:instrText>
+          <w:instrText xml:space="preserve"> PAGEREF _Toc230766431 \h </w:instrText>
         </w:r>
         <w:r>
           <w:rPr>
@@ -645,7 +645,7 @@
           <w:lang w:eastAsia="es-CO"/>
         </w:rPr>
       </w:pPr>
-      <w:hyperlink w:anchor="_Toc224911986" w:history="1">
+      <w:hyperlink w:anchor="_Toc230766432" w:history="1">
         <w:r>
           <w:rPr>
             <w:rStyle w:val="Hipervnculo"/>
@@ -672,7 +672,10 @@
         </w:r>
         <w:r>
           <w:rPr>
-            <w:rStyle w:val="Extranjerismo"/>
+            <w:rStyle w:val="Hipervnculo"/>
+            <w:noProof/>
+            <w:spacing w:val="20"/>
+            <w:lang w:val="en-US"/>
           </w:rPr>
           <w:t>software</w:t>
         </w:r>
@@ -695,7 +698,7 @@
             <w:noProof/>
             <w:webHidden/>
           </w:rPr>
-          <w:instrText xml:space="preserve"> PAGEREF _Toc224911986 \h </w:instrText>
+          <w:instrText xml:space="preserve"> PAGEREF _Toc230766432 \h </w:instrText>
         </w:r>
         <w:r>
           <w:rPr>
@@ -741,7 +744,7 @@
           <w:lang w:eastAsia="es-CO"/>
         </w:rPr>
       </w:pPr>
-      <w:hyperlink w:anchor="_Toc224911987" w:history="1">
+      <w:hyperlink w:anchor="_Toc230766433" w:history="1">
         <w:r>
           <w:rPr>
             <w:rStyle w:val="Hipervnculo"/>
@@ -785,7 +788,7 @@
             <w:noProof/>
             <w:webHidden/>
           </w:rPr>
-          <w:instrText xml:space="preserve"> PAGEREF _Toc224911987 \h </w:instrText>
+          <w:instrText xml:space="preserve"> PAGEREF _Toc230766433 \h </w:instrText>
         </w:r>
         <w:r>
           <w:rPr>
@@ -831,7 +834,7 @@
           <w:lang w:eastAsia="es-CO"/>
         </w:rPr>
       </w:pPr>
-      <w:hyperlink w:anchor="_Toc224911988" w:history="1">
+      <w:hyperlink w:anchor="_Toc230766434" w:history="1">
         <w:r>
           <w:rPr>
             <w:rStyle w:val="Hipervnculo"/>
@@ -875,7 +878,7 @@
             <w:noProof/>
             <w:webHidden/>
           </w:rPr>
-          <w:instrText xml:space="preserve"> PAGEREF _Toc224911988 \h </w:instrText>
+          <w:instrText xml:space="preserve"> PAGEREF _Toc230766434 \h </w:instrText>
         </w:r>
         <w:r>
           <w:rPr>
@@ -921,7 +924,7 @@
           <w:lang w:eastAsia="es-CO"/>
         </w:rPr>
       </w:pPr>
-      <w:hyperlink w:anchor="_Toc224911989" w:history="1">
+      <w:hyperlink w:anchor="_Toc230766435" w:history="1">
         <w:r>
           <w:rPr>
             <w:rStyle w:val="Hipervnculo"/>
@@ -965,7 +968,7 @@
             <w:noProof/>
             <w:webHidden/>
           </w:rPr>
-          <w:instrText xml:space="preserve"> PAGEREF _Toc224911989 \h </w:instrText>
+          <w:instrText xml:space="preserve"> PAGEREF _Toc230766435 \h </w:instrText>
         </w:r>
         <w:r>
           <w:rPr>
@@ -1011,7 +1014,7 @@
           <w:lang w:eastAsia="es-CO"/>
         </w:rPr>
       </w:pPr>
-      <w:hyperlink w:anchor="_Toc224911990" w:history="1">
+      <w:hyperlink w:anchor="_Toc230766436" w:history="1">
         <w:r>
           <w:rPr>
             <w:rStyle w:val="Hipervnculo"/>
@@ -1055,7 +1058,7 @@
             <w:noProof/>
             <w:webHidden/>
           </w:rPr>
-          <w:instrText xml:space="preserve"> PAGEREF _Toc224911990 \h </w:instrText>
+          <w:instrText xml:space="preserve"> PAGEREF _Toc230766436 \h </w:instrText>
         </w:r>
         <w:r>
           <w:rPr>
@@ -1075,7 +1078,7 @@
             <w:noProof/>
             <w:webHidden/>
           </w:rPr>
-          <w:t>19</w:t>
+          <w:t>18</w:t>
         </w:r>
         <w:r>
           <w:rPr>
@@ -1101,7 +1104,7 @@
           <w:lang w:eastAsia="es-CO"/>
         </w:rPr>
       </w:pPr>
-      <w:hyperlink w:anchor="_Toc224911992" w:history="1">
+      <w:hyperlink w:anchor="_Toc230766438" w:history="1">
         <w:r>
           <w:rPr>
             <w:rStyle w:val="Hipervnculo"/>
@@ -1128,7 +1131,10 @@
         </w:r>
         <w:r>
           <w:rPr>
-            <w:rStyle w:val="Extranjerismo"/>
+            <w:rStyle w:val="Hipervnculo"/>
+            <w:noProof/>
+            <w:spacing w:val="20"/>
+            <w:lang w:val="en-US"/>
           </w:rPr>
           <w:t>software</w:t>
         </w:r>
@@ -1151,7 +1157,7 @@
             <w:noProof/>
             <w:webHidden/>
           </w:rPr>
-          <w:instrText xml:space="preserve"> PAGEREF _Toc224911992 \h </w:instrText>
+          <w:instrText xml:space="preserve"> PAGEREF _Toc230766438 \h </w:instrText>
         </w:r>
         <w:r>
           <w:rPr>
@@ -1171,7 +1177,7 @@
             <w:noProof/>
             <w:webHidden/>
           </w:rPr>
-          <w:t>25</w:t>
+          <w:t>24</w:t>
         </w:r>
         <w:r>
           <w:rPr>
@@ -1197,7 +1203,7 @@
           <w:lang w:eastAsia="es-CO"/>
         </w:rPr>
       </w:pPr>
-      <w:hyperlink w:anchor="_Toc224911994" w:history="1">
+      <w:hyperlink w:anchor="_Toc230766440" w:history="1">
         <w:r>
           <w:rPr>
             <w:rStyle w:val="Hipervnculo"/>
@@ -1241,7 +1247,7 @@
             <w:noProof/>
             <w:webHidden/>
           </w:rPr>
-          <w:instrText xml:space="preserve"> PAGEREF _Toc224911994 \h </w:instrText>
+          <w:instrText xml:space="preserve"> PAGEREF _Toc230766440 \h </w:instrText>
         </w:r>
         <w:r>
           <w:rPr>
@@ -1261,7 +1267,7 @@
             <w:noProof/>
             <w:webHidden/>
           </w:rPr>
-          <w:t>26</w:t>
+          <w:t>25</w:t>
         </w:r>
         <w:r>
           <w:rPr>
@@ -1287,7 +1293,7 @@
           <w:lang w:eastAsia="es-CO"/>
         </w:rPr>
       </w:pPr>
-      <w:hyperlink w:anchor="_Toc224911995" w:history="1">
+      <w:hyperlink w:anchor="_Toc230766441" w:history="1">
         <w:r>
           <w:rPr>
             <w:rStyle w:val="Hipervnculo"/>
@@ -1314,7 +1320,10 @@
         </w:r>
         <w:r>
           <w:rPr>
-            <w:rStyle w:val="Extranjerismo"/>
+            <w:rStyle w:val="Hipervnculo"/>
+            <w:noProof/>
+            <w:spacing w:val="20"/>
+            <w:lang w:val="en-US"/>
           </w:rPr>
           <w:t>software</w:t>
         </w:r>
@@ -1337,7 +1346,7 @@
             <w:noProof/>
             <w:webHidden/>
           </w:rPr>
-          <w:instrText xml:space="preserve"> PAGEREF _Toc224911995 \h </w:instrText>
+          <w:instrText xml:space="preserve"> PAGEREF _Toc230766441 \h </w:instrText>
         </w:r>
         <w:r>
           <w:rPr>
@@ -1357,7 +1366,7 @@
             <w:noProof/>
             <w:webHidden/>
           </w:rPr>
-          <w:t>28</w:t>
+          <w:t>27</w:t>
         </w:r>
         <w:r>
           <w:rPr>
@@ -1383,7 +1392,7 @@
           <w:lang w:eastAsia="es-CO"/>
         </w:rPr>
       </w:pPr>
-      <w:hyperlink w:anchor="_Toc224911996" w:history="1">
+      <w:hyperlink w:anchor="_Toc230766442" w:history="1">
         <w:r>
           <w:rPr>
             <w:rStyle w:val="Hipervnculo"/>
@@ -1427,7 +1436,7 @@
             <w:noProof/>
             <w:webHidden/>
           </w:rPr>
-          <w:instrText xml:space="preserve"> PAGEREF _Toc224911996 \h </w:instrText>
+          <w:instrText xml:space="preserve"> PAGEREF _Toc230766442 \h </w:instrText>
         </w:r>
         <w:r>
           <w:rPr>
@@ -1447,7 +1456,7 @@
             <w:noProof/>
             <w:webHidden/>
           </w:rPr>
-          <w:t>32</w:t>
+          <w:t>31</w:t>
         </w:r>
         <w:r>
           <w:rPr>
@@ -1473,7 +1482,7 @@
           <w:lang w:eastAsia="es-CO"/>
         </w:rPr>
       </w:pPr>
-      <w:hyperlink w:anchor="_Toc224911997" w:history="1">
+      <w:hyperlink w:anchor="_Toc230766443" w:history="1">
         <w:r>
           <w:rPr>
             <w:rStyle w:val="Hipervnculo"/>
@@ -1517,7 +1526,7 @@
             <w:noProof/>
             <w:webHidden/>
           </w:rPr>
-          <w:instrText xml:space="preserve"> PAGEREF _Toc224911997 \h </w:instrText>
+          <w:instrText xml:space="preserve"> PAGEREF _Toc230766443 \h </w:instrText>
         </w:r>
         <w:r>
           <w:rPr>
@@ -1537,7 +1546,7 @@
             <w:noProof/>
             <w:webHidden/>
           </w:rPr>
-          <w:t>35</w:t>
+          <w:t>34</w:t>
         </w:r>
         <w:r>
           <w:rPr>
@@ -1550,6 +1559,96 @@
     </w:p>
     <w:p>
       <w:pPr>
+        <w:pStyle w:val="TDC1"/>
+        <w:tabs>
+          <w:tab w:val="left" w:pos="1320"/>
+          <w:tab w:val="right" w:leader="dot" w:pos="9962"/>
+        </w:tabs>
+        <w:rPr>
+          <w:rFonts w:asciiTheme="minorHAnsi" w:eastAsiaTheme="minorEastAsia" w:hAnsiTheme="minorHAnsi" w:cstheme="minorBidi"/>
+          <w:noProof/>
+          <w:kern w:val="0"/>
+          <w:sz w:val="22"/>
+          <w:lang w:eastAsia="es-CO"/>
+        </w:rPr>
+      </w:pPr>
+      <w:hyperlink w:anchor="_Toc230766444" w:history="1">
+        <w:r>
+          <w:rPr>
+            <w:rStyle w:val="Hipervnculo"/>
+            <w:noProof/>
+          </w:rPr>
+          <w:t>4.</w:t>
+        </w:r>
+        <w:r>
+          <w:rPr>
+            <w:rFonts w:asciiTheme="minorHAnsi" w:eastAsiaTheme="minorEastAsia" w:hAnsiTheme="minorHAnsi" w:cstheme="minorBidi"/>
+            <w:noProof/>
+            <w:kern w:val="0"/>
+            <w:sz w:val="22"/>
+            <w:lang w:eastAsia="es-CO"/>
+          </w:rPr>
+          <w:tab/>
+        </w:r>
+        <w:r>
+          <w:rPr>
+            <w:rStyle w:val="Hipervnculo"/>
+            <w:noProof/>
+          </w:rPr>
+          <w:t>Planes de mejora</w:t>
+        </w:r>
+        <w:r>
+          <w:rPr>
+            <w:noProof/>
+            <w:webHidden/>
+          </w:rPr>
+          <w:tab/>
+        </w:r>
+        <w:r>
+          <w:rPr>
+            <w:noProof/>
+            <w:webHidden/>
+          </w:rPr>
+          <w:fldChar w:fldCharType="begin"/>
+        </w:r>
+        <w:r>
+          <w:rPr>
+            <w:noProof/>
+            <w:webHidden/>
+          </w:rPr>
+          <w:instrText xml:space="preserve"> PAGEREF _Toc230766444 \h </w:instrText>
+        </w:r>
+        <w:r>
+          <w:rPr>
+            <w:noProof/>
+            <w:webHidden/>
+          </w:rPr>
+        </w:r>
+        <w:r>
+          <w:rPr>
+            <w:noProof/>
+            <w:webHidden/>
+          </w:rPr>
+          <w:fldChar w:fldCharType="separate"/>
+        </w:r>
+        <w:r>
+          <w:rPr>
+            <w:noProof/>
+            <w:webHidden/>
+          </w:rPr>
+          <w:t>37</w:t>
+        </w:r>
+        <w:r>
+          <w:rPr>
+            <w:noProof/>
+            <w:webHidden/>
+          </w:rPr>
+          <w:fldChar w:fldCharType="end"/>
+        </w:r>
+      </w:hyperlink>
+    </w:p>
+    <w:p>
+      <w:pPr>
         <w:pStyle w:val="TDC2"/>
         <w:tabs>
           <w:tab w:val="left" w:pos="1760"/>
@@ -1563,7 +1662,7 @@
           <w:lang w:eastAsia="es-CO"/>
         </w:rPr>
       </w:pPr>
-      <w:hyperlink w:anchor="_Toc224911998" w:history="1">
+      <w:hyperlink w:anchor="_Toc230766446" w:history="1">
         <w:r>
           <w:rPr>
             <w:rStyle w:val="Hipervnculo"/>
@@ -1607,7 +1706,7 @@
             <w:noProof/>
             <w:webHidden/>
           </w:rPr>
-          <w:instrText xml:space="preserve"> PAGEREF _Toc224911998 \h </w:instrText>
+          <w:instrText xml:space="preserve"> PAGEREF _Toc230766446 \h </w:instrText>
         </w:r>
         <w:r>
           <w:rPr>
@@ -1627,7 +1726,7 @@
             <w:noProof/>
             <w:webHidden/>
           </w:rPr>
-          <w:t>39</w:t>
+          <w:t>38</w:t>
         </w:r>
         <w:r>
           <w:rPr>
@@ -1653,7 +1752,7 @@
           <w:lang w:eastAsia="es-CO"/>
         </w:rPr>
       </w:pPr>
-      <w:hyperlink w:anchor="_Toc224911999" w:history="1">
+      <w:hyperlink w:anchor="_Toc230766447" w:history="1">
         <w:r>
           <w:rPr>
             <w:rStyle w:val="Hipervnculo"/>
@@ -1697,7 +1796,7 @@
             <w:noProof/>
             <w:webHidden/>
           </w:rPr>
-          <w:instrText xml:space="preserve"> PAGEREF _Toc224911999 \h </w:instrText>
+          <w:instrText xml:space="preserve"> PAGEREF _Toc230766447 \h </w:instrText>
         </w:r>
         <w:r>
           <w:rPr>
@@ -1717,7 +1816,7 @@
             <w:noProof/>
             <w:webHidden/>
           </w:rPr>
-          <w:t>43</w:t>
+          <w:t>42</w:t>
         </w:r>
         <w:r>
           <w:rPr>
@@ -1743,7 +1842,7 @@
           <w:lang w:eastAsia="es-CO"/>
         </w:rPr>
       </w:pPr>
-      <w:hyperlink w:anchor="_Toc224912000" w:history="1">
+      <w:hyperlink w:anchor="_Toc230766448" w:history="1">
         <w:r>
           <w:rPr>
             <w:rStyle w:val="Hipervnculo"/>
@@ -1787,7 +1886,7 @@
             <w:noProof/>
             <w:webHidden/>
           </w:rPr>
-          <w:instrText xml:space="preserve"> PAGEREF _Toc224912000 \h </w:instrText>
+          <w:instrText xml:space="preserve"> PAGEREF _Toc230766448 \h </w:instrText>
         </w:r>
         <w:r>
           <w:rPr>
@@ -1807,7 +1906,7 @@
             <w:noProof/>
             <w:webHidden/>
           </w:rPr>
-          <w:t>45</w:t>
+          <w:t>44</w:t>
         </w:r>
         <w:r>
           <w:rPr>
@@ -1833,7 +1932,7 @@
           <w:lang w:eastAsia="es-CO"/>
         </w:rPr>
       </w:pPr>
-      <w:hyperlink w:anchor="_Toc224912001" w:history="1">
+      <w:hyperlink w:anchor="_Toc230766449" w:history="1">
         <w:r>
           <w:rPr>
             <w:rStyle w:val="Hipervnculo"/>
@@ -1877,7 +1976,7 @@
             <w:noProof/>
             <w:webHidden/>
           </w:rPr>
-          <w:instrText xml:space="preserve"> PAGEREF _Toc224912001 \h </w:instrText>
+          <w:instrText xml:space="preserve"> PAGEREF _Toc230766449 \h </w:instrText>
         </w:r>
         <w:r>
           <w:rPr>
@@ -1897,7 +1996,7 @@
             <w:noProof/>
             <w:webHidden/>
           </w:rPr>
-          <w:t>48</w:t>
+          <w:t>47</w:t>
         </w:r>
         <w:r>
           <w:rPr>
@@ -1923,7 +2022,7 @@
           <w:lang w:eastAsia="es-CO"/>
         </w:rPr>
       </w:pPr>
-      <w:hyperlink w:anchor="_Toc224912002" w:history="1">
+      <w:hyperlink w:anchor="_Toc230766450" w:history="1">
         <w:r>
           <w:rPr>
             <w:rStyle w:val="Hipervnculo"/>
@@ -1967,7 +2066,7 @@
             <w:noProof/>
             <w:webHidden/>
           </w:rPr>
-          <w:instrText xml:space="preserve"> PAGEREF _Toc224912002 \h </w:instrText>
+          <w:instrText xml:space="preserve"> PAGEREF _Toc230766450 \h </w:instrText>
         </w:r>
         <w:r>
           <w:rPr>
@@ -1987,7 +2086,7 @@
             <w:noProof/>
             <w:webHidden/>
           </w:rPr>
-          <w:t>52</w:t>
+          <w:t>51</w:t>
         </w:r>
         <w:r>
           <w:rPr>
@@ -2012,7 +2111,7 @@
           <w:lang w:eastAsia="es-CO"/>
         </w:rPr>
       </w:pPr>
-      <w:hyperlink w:anchor="_Toc224912003" w:history="1">
+      <w:hyperlink w:anchor="_Toc230766451" w:history="1">
         <w:r>
           <w:rPr>
             <w:rStyle w:val="Hipervnculo"/>
@@ -2039,7 +2138,7 @@
             <w:noProof/>
             <w:webHidden/>
           </w:rPr>
-          <w:instrText xml:space="preserve"> PAGEREF _Toc224912003 \h </w:instrText>
+          <w:instrText xml:space="preserve"> PAGEREF _Toc230766451 \h </w:instrText>
         </w:r>
         <w:r>
           <w:rPr>
@@ -2059,7 +2158,7 @@
             <w:noProof/>
             <w:webHidden/>
           </w:rPr>
-          <w:t>55</w:t>
+          <w:t>54</w:t>
         </w:r>
         <w:r>
           <w:rPr>
@@ -2084,7 +2183,7 @@
           <w:lang w:eastAsia="es-CO"/>
         </w:rPr>
       </w:pPr>
-      <w:hyperlink w:anchor="_Toc224912004" w:history="1">
+      <w:hyperlink w:anchor="_Toc230766452" w:history="1">
         <w:r>
           <w:rPr>
             <w:rStyle w:val="Hipervnculo"/>
@@ -2111,7 +2210,7 @@
             <w:noProof/>
             <w:webHidden/>
           </w:rPr>
-          <w:instrText xml:space="preserve"> PAGEREF _Toc224912004 \h </w:instrText>
+          <w:instrText xml:space="preserve"> PAGEREF _Toc230766452 \h </w:instrText>
         </w:r>
         <w:r>
           <w:rPr>
@@ -2131,7 +2230,7 @@
             <w:noProof/>
             <w:webHidden/>
           </w:rPr>
-          <w:t>57</w:t>
+          <w:t>56</w:t>
         </w:r>
         <w:r>
           <w:rPr>
@@ -2156,7 +2255,7 @@
           <w:lang w:eastAsia="es-CO"/>
         </w:rPr>
       </w:pPr>
-      <w:hyperlink w:anchor="_Toc224912005" w:history="1">
+      <w:hyperlink w:anchor="_Toc230766453" w:history="1">
         <w:r>
           <w:rPr>
             <w:rStyle w:val="Hipervnculo"/>
@@ -2184,7 +2283,79 @@
             <w:noProof/>
             <w:webHidden/>
           </w:rPr>
-          <w:instrText xml:space="preserve"> PAGEREF _Toc224912005 \h </w:instrText>
+          <w:instrText xml:space="preserve"> PAGEREF _Toc230766453 \h </w:instrText>
+        </w:r>
+        <w:r>
+          <w:rPr>
+            <w:noProof/>
+            <w:webHidden/>
+          </w:rPr>
+        </w:r>
+        <w:r>
+          <w:rPr>
+            <w:noProof/>
+            <w:webHidden/>
+          </w:rPr>
+          <w:fldChar w:fldCharType="separate"/>
+        </w:r>
+        <w:r>
+          <w:rPr>
+            <w:noProof/>
+            <w:webHidden/>
+          </w:rPr>
+          <w:t>58</w:t>
+        </w:r>
+        <w:r>
+          <w:rPr>
+            <w:noProof/>
+            <w:webHidden/>
+          </w:rPr>
+          <w:fldChar w:fldCharType="end"/>
+        </w:r>
+      </w:hyperlink>
+    </w:p>
+    <w:p>
+      <w:pPr>
+        <w:pStyle w:val="TDC1"/>
+        <w:tabs>
+          <w:tab w:val="right" w:leader="dot" w:pos="9962"/>
+        </w:tabs>
+        <w:rPr>
+          <w:rFonts w:asciiTheme="minorHAnsi" w:eastAsiaTheme="minorEastAsia" w:hAnsiTheme="minorHAnsi" w:cstheme="minorBidi"/>
+          <w:noProof/>
+          <w:kern w:val="0"/>
+          <w:sz w:val="22"/>
+          <w:lang w:eastAsia="es-CO"/>
+        </w:rPr>
+      </w:pPr>
+      <w:hyperlink w:anchor="_Toc230766454" w:history="1">
+        <w:r>
+          <w:rPr>
+            <w:rStyle w:val="Hipervnculo"/>
+            <w:noProof/>
+          </w:rPr>
+          <w:t>Créditos</w:t>
+        </w:r>
+        <w:r>
+          <w:rPr>
+            <w:noProof/>
+            <w:webHidden/>
+          </w:rPr>
+          <w:tab/>
+        </w:r>
+        <w:r>
+          <w:rPr>
+            <w:noProof/>
+            <w:webHidden/>
+          </w:rPr>
+          <w:fldChar w:fldCharType="begin"/>
+        </w:r>
+        <w:r>
+          <w:rPr>
+            <w:noProof/>
+            <w:webHidden/>
+          </w:rPr>
+          <w:instrText xml:space="preserve"> PAGEREF _Toc230766454 \h </w:instrText>
         </w:r>
         <w:r>
           <w:rPr>
@@ -2217,78 +2388,6 @@
     </w:p>
     <w:p>
       <w:pPr>
-        <w:pStyle w:val="TDC1"/>
-        <w:tabs>
-          <w:tab w:val="right" w:leader="dot" w:pos="9962"/>
-        </w:tabs>
-        <w:rPr>
-          <w:rFonts w:asciiTheme="minorHAnsi" w:eastAsiaTheme="minorEastAsia" w:hAnsiTheme="minorHAnsi" w:cstheme="minorBidi"/>
-          <w:noProof/>
-          <w:kern w:val="0"/>
-          <w:sz w:val="22"/>
-          <w:lang w:eastAsia="es-CO"/>
-        </w:rPr>
-      </w:pPr>
-      <w:hyperlink w:anchor="_Toc224912006" w:history="1">
-        <w:r>
-          <w:rPr>
-            <w:rStyle w:val="Hipervnculo"/>
-            <w:noProof/>
-          </w:rPr>
-          <w:t>Créditos</w:t>
-        </w:r>
-        <w:r>
-          <w:rPr>
-            <w:noProof/>
-            <w:webHidden/>
-          </w:rPr>
-          <w:tab/>
-        </w:r>
-        <w:r>
-          <w:rPr>
-            <w:noProof/>
-            <w:webHidden/>
-          </w:rPr>
-          <w:fldChar w:fldCharType="begin"/>
-        </w:r>
-        <w:r>
-          <w:rPr>
-            <w:noProof/>
-            <w:webHidden/>
-          </w:rPr>
-          <w:instrText xml:space="preserve"> PAGEREF _Toc224912006 \h </w:instrText>
-        </w:r>
-        <w:r>
-          <w:rPr>
-            <w:noProof/>
-            <w:webHidden/>
-          </w:rPr>
-        </w:r>
-        <w:r>
-          <w:rPr>
-            <w:noProof/>
-            <w:webHidden/>
-          </w:rPr>
-          <w:fldChar w:fldCharType="separate"/>
-        </w:r>
-        <w:r>
-          <w:rPr>
-            <w:noProof/>
-            <w:webHidden/>
-          </w:rPr>
-          <w:t>60</w:t>
-        </w:r>
-        <w:r>
-          <w:rPr>
-            <w:noProof/>
-            <w:webHidden/>
-          </w:rPr>
-          <w:fldChar w:fldCharType="end"/>
-        </w:r>
-      </w:hyperlink>
-    </w:p>
-    <w:p>
-      <w:pPr>
         <w:pStyle w:val="Titulosgenerales"/>
       </w:pPr>
       <w:r>
@@ -2299,7 +2398,7 @@
         <w:fldChar w:fldCharType="end"/>
       </w:r>
       <w:bookmarkStart w:id="0" w:name="_Toc176443691"/>
-      <w:bookmarkStart w:id="1" w:name="_Toc224911985"/>
+      <w:bookmarkStart w:id="1" w:name="_Toc230766431"/>
       <w:r>
         <w:t>Introducción</w:t>
       </w:r>
@@ -2553,10 +2652,22 @@
               <w:rPr>
                 <w:b/>
               </w:rPr>
-              <w:t xml:space="preserve"> video: </w:t>
-            </w:r>
-            <w:r>
-              <w:t xml:space="preserve">Calidad de </w:t>
+              <w:t xml:space="preserve"> video</w:t>
+            </w:r>
+            <w:r>
+              <w:rPr>
+                <w:b/>
+              </w:rPr>
+              <w:t xml:space="preserve">: </w:t>
+            </w:r>
+            <w:r>
+              <w:rPr>
+                <w:bCs/>
+              </w:rPr>
+              <w:t>c</w:t>
+            </w:r>
+            <w:r>
+              <w:t xml:space="preserve">alidad de </w:t>
             </w:r>
             <w:r>
               <w:rPr>
@@ -2666,7 +2777,7 @@
       <w:pPr>
         <w:pStyle w:val="Ttulo1"/>
       </w:pPr>
-      <w:bookmarkStart w:id="3" w:name="_Toc224911986"/>
+      <w:bookmarkStart w:id="3" w:name="_Toc230766432"/>
       <w:r>
         <w:lastRenderedPageBreak/>
         <w:t xml:space="preserve">Evaluación de calidad del </w:t>
@@ -2715,7 +2826,7 @@
       <w:pPr>
         <w:pStyle w:val="Ttulo2"/>
       </w:pPr>
-      <w:bookmarkStart w:id="4" w:name="_Toc224911987"/>
+      <w:bookmarkStart w:id="4" w:name="_Toc230766433"/>
       <w:r>
         <w:t>C</w:t>
       </w:r>
@@ -2967,7 +3078,7 @@
       <w:pPr>
         <w:pStyle w:val="Ttulo2"/>
       </w:pPr>
-      <w:bookmarkStart w:id="5" w:name="_Toc224911988"/>
+      <w:bookmarkStart w:id="5" w:name="_Toc230766434"/>
       <w:r>
         <w:t>Herramientas de evaluación</w:t>
       </w:r>
@@ -3030,31 +3141,42 @@
           <w:numId w:val="8"/>
         </w:numPr>
         <w:rPr>
+          <w:lang w:eastAsia="es-CO"/>
+        </w:rPr>
+      </w:pPr>
+      <w:r>
+        <w:rPr>
           <w:b/>
           <w:bCs/>
           <w:lang w:eastAsia="es-CO"/>
         </w:rPr>
-      </w:pPr>
+        <w:t>Análisis estático</w:t>
+      </w:r>
       <w:r>
         <w:rPr>
           <w:b/>
           <w:bCs/>
           <w:lang w:eastAsia="es-CO"/>
         </w:rPr>
-        <w:t>Análisis estático</w:t>
-      </w:r>
-    </w:p>
-    <w:p>
-      <w:pPr>
-        <w:rPr>
-          <w:lang w:eastAsia="es-CO"/>
-        </w:rPr>
-      </w:pPr>
-      <w:r>
-        <w:rPr>
-          <w:lang w:eastAsia="es-CO"/>
-        </w:rPr>
-        <w:t xml:space="preserve">Permite examinar el código sin ejecutarlo para detectar deuda técnica y malas prácticas mediante herramientas como SonarQube o </w:t>
+        <w:t>:</w:t>
+      </w:r>
+      <w:r>
+        <w:rPr>
+          <w:lang w:eastAsia="es-CO"/>
+        </w:rPr>
+        <w:t xml:space="preserve"> p</w:t>
+      </w:r>
+      <w:r>
+        <w:rPr>
+          <w:lang w:eastAsia="es-CO"/>
+        </w:rPr>
+        <w:t>ermite</w:t>
+      </w:r>
+      <w:r>
+        <w:rPr>
+          <w:lang w:eastAsia="es-CO"/>
+        </w:rPr>
+        <w:t xml:space="preserve"> examinar el código sin ejecutarlo para detectar deuda técnica y malas prácticas mediante herramientas como SonarQube o </w:t>
       </w:r>
       <w:proofErr w:type="spellStart"/>
       <w:r>
@@ -3079,45 +3201,56 @@
           <w:numId w:val="8"/>
         </w:numPr>
         <w:rPr>
+          <w:lang w:eastAsia="es-CO"/>
+        </w:rPr>
+      </w:pPr>
+      <w:r>
+        <w:rPr>
           <w:b/>
           <w:bCs/>
           <w:lang w:eastAsia="es-CO"/>
         </w:rPr>
-      </w:pPr>
+        <w:t>Análisis dinámico</w:t>
+      </w:r>
       <w:r>
         <w:rPr>
           <w:b/>
           <w:bCs/>
           <w:lang w:eastAsia="es-CO"/>
         </w:rPr>
-        <w:t xml:space="preserve">Análisis dinámico </w:t>
-      </w:r>
-    </w:p>
-    <w:p>
-      <w:pPr>
-        <w:rPr>
-          <w:lang w:eastAsia="es-CO"/>
-        </w:rPr>
-      </w:pPr>
-      <w:r>
-        <w:rPr>
-          <w:lang w:eastAsia="es-CO"/>
-        </w:rPr>
-        <w:t xml:space="preserve">Utiliza casos de prueba (unitarias, integración y sistema) para medir la cobertura de código en ejecución. </w:t>
-      </w:r>
-    </w:p>
-    <w:p>
-      <w:pPr>
-        <w:rPr>
-          <w:lang w:eastAsia="es-CO"/>
-        </w:rPr>
-      </w:pPr>
+        <w:t xml:space="preserve">: </w:t>
+      </w:r>
+      <w:r>
+        <w:rPr>
+          <w:lang w:eastAsia="es-CO"/>
+        </w:rPr>
+        <w:t>u</w:t>
+      </w:r>
+      <w:r>
+        <w:rPr>
+          <w:lang w:eastAsia="es-CO"/>
+        </w:rPr>
+        <w:t xml:space="preserve">tiliza casos de prueba (unitarias, integración y sistema) para medir la cobertura de código en ejecución. </w:t>
+      </w:r>
+    </w:p>
+    <w:p>
+      <w:pPr>
+        <w:rPr>
+          <w:lang w:eastAsia="es-CO"/>
+        </w:rPr>
+      </w:pPr>
+      <w:r>
+        <w:rPr>
+          <w:lang w:eastAsia="es-CO"/>
+        </w:rPr>
+        <w:t xml:space="preserve">Este proceso se fortalece con la revisión entre pares, una inspección colaborativa sumamente eficaz para la detección temprana de errores y se consolida a través de la </w:t>
+      </w:r>
       <w:r>
         <w:rPr>
           <w:lang w:eastAsia="es-CO"/>
         </w:rPr>
         <w:lastRenderedPageBreak/>
-        <w:t xml:space="preserve">Este proceso se fortalece con la revisión entre pares, una inspección colaborativa sumamente eficaz para la detección temprana de errores y se consolida a través de la integración continua (CI), que automatiza las pruebas y el análisis de calidad en cada </w:t>
+        <w:t xml:space="preserve">integración continua (CI), que automatiza las pruebas y el análisis de calidad en cada </w:t>
       </w:r>
       <w:r>
         <w:rPr>
@@ -3198,7 +3331,7 @@
         <w:pStyle w:val="Prrafodelista"/>
         <w:numPr>
           <w:ilvl w:val="0"/>
-          <w:numId w:val="8"/>
+          <w:numId w:val="35"/>
         </w:numPr>
         <w:rPr>
           <w:b/>
@@ -3233,7 +3366,7 @@
         <w:pStyle w:val="Prrafodelista"/>
         <w:numPr>
           <w:ilvl w:val="0"/>
-          <w:numId w:val="8"/>
+          <w:numId w:val="35"/>
         </w:numPr>
         <w:rPr>
           <w:b/>
@@ -3286,26 +3419,26 @@
         <w:rPr>
           <w:lang w:eastAsia="es-CO"/>
         </w:rPr>
-        <w:t xml:space="preserve">) </w:t>
+        <w:t>) actúan como un "</w:t>
+      </w:r>
+      <w:r>
+        <w:rPr>
+          <w:rStyle w:val="Extranjerismo"/>
+        </w:rPr>
+        <w:t>test</w:t>
+      </w:r>
+      <w:r>
+        <w:rPr>
+          <w:lang w:eastAsia="es-CO"/>
+        </w:rPr>
+        <w:t xml:space="preserve"> de estrés" funcional para la visualización, permitiendo la agrupación y filtrado de datos y una segmentación interactiva que facilita a la gerencia </w:t>
       </w:r>
       <w:r>
         <w:rPr>
           <w:lang w:eastAsia="es-CO"/>
         </w:rPr>
         <w:lastRenderedPageBreak/>
-        <w:t>actúan como un "</w:t>
-      </w:r>
-      <w:r>
-        <w:rPr>
-          <w:rStyle w:val="Extranjerismo"/>
-        </w:rPr>
-        <w:t>test</w:t>
-      </w:r>
-      <w:r>
-        <w:rPr>
-          <w:lang w:eastAsia="es-CO"/>
-        </w:rPr>
-        <w:t xml:space="preserve"> de estrés" funcional para la visualización, permitiendo la agrupación y filtrado de datos y una segmentación interactiva que facilita a la gerencia filtrar información en tiempo real, validando así la respuesta del sistema ante las preguntas del negocio.</w:t>
+        <w:t>filtrar información en tiempo real, validando así la respuesta del sistema ante las preguntas del negocio.</w:t>
       </w:r>
     </w:p>
     <w:p>
@@ -3313,7 +3446,7 @@
         <w:pStyle w:val="Prrafodelista"/>
         <w:numPr>
           <w:ilvl w:val="0"/>
-          <w:numId w:val="8"/>
+          <w:numId w:val="35"/>
         </w:numPr>
         <w:rPr>
           <w:b/>
@@ -3449,26 +3582,20 @@
         <w:rPr>
           <w:lang w:eastAsia="es-CO"/>
         </w:rPr>
-        <w:t xml:space="preserve">Las pruebas de rendimiento e irrupción evalúan la estabilidad de la hoja de cálculo ante el crecimiento de la información. Se enfocan en la gestión de grandes volúmenes de datos y la optimización de fórmulas para evitar lentitud. Además, miden </w:t>
-      </w:r>
+        <w:t>Las pruebas de rendimiento e irrupción evalúan la estabilidad de la hoja de cálculo ante el crecimiento de la información. Se enfocan en la gestión de grandes volúmenes de datos y la optimización de fórmulas para evitar lentitud. Además, miden el tiempo de ejecución de macros para validar el ahorro de tiempo real frente a procesos manuales.</w:t>
+      </w:r>
+    </w:p>
+    <w:p>
+      <w:pPr>
+        <w:rPr>
+          <w:lang w:eastAsia="es-CO"/>
+        </w:rPr>
+      </w:pPr>
       <w:r>
         <w:rPr>
           <w:lang w:eastAsia="es-CO"/>
         </w:rPr>
         <w:lastRenderedPageBreak/>
-        <w:t>el tiempo de ejecución de macros para validar el ahorro de tiempo real frente a procesos manuales.</w:t>
-      </w:r>
-    </w:p>
-    <w:p>
-      <w:pPr>
-        <w:rPr>
-          <w:lang w:eastAsia="es-CO"/>
-        </w:rPr>
-      </w:pPr>
-      <w:r>
-        <w:rPr>
-          <w:lang w:eastAsia="es-CO"/>
-        </w:rPr>
         <w:t xml:space="preserve">En cuanto a las pruebas de usabilidad e interfaz de usuario (UX), estas garantizan que herramientas como el diseño de </w:t>
       </w:r>
       <w:r>
@@ -3549,20 +3676,6 @@
     </w:p>
     <w:p>
       <w:pPr>
-        <w:rPr>
-          <w:lang w:eastAsia="es-CO"/>
-        </w:rPr>
-      </w:pPr>
-    </w:p>
-    <w:p>
-      <w:pPr>
-        <w:rPr>
-          <w:lang w:eastAsia="es-CO"/>
-        </w:rPr>
-      </w:pPr>
-    </w:p>
-    <w:p>
-      <w:pPr>
         <w:pStyle w:val="Tabla"/>
         <w:rPr>
           <w:lang w:eastAsia="es-CO"/>
@@ -3572,7 +3685,6 @@
         <w:rPr>
           <w:lang w:eastAsia="es-CO"/>
         </w:rPr>
-        <w:lastRenderedPageBreak/>
         <w:t>Atributos y herramientas de evaluación en pruebas no funcionales</w:t>
       </w:r>
     </w:p>
@@ -3823,6 +3935,7 @@
                 <w:bCs/>
                 <w:lang w:val="es-ES_tradnl"/>
               </w:rPr>
+              <w:lastRenderedPageBreak/>
               <w:t>Usabilidad</w:t>
             </w:r>
           </w:p>
@@ -3891,6 +4004,17 @@
         </w:tc>
       </w:tr>
     </w:tbl>
+    <w:p>
+      <w:pPr>
+        <w:pStyle w:val="Prrafodelista"/>
+        <w:ind w:left="1429" w:firstLine="0"/>
+        <w:rPr>
+          <w:b/>
+          <w:bCs/>
+          <w:lang w:eastAsia="es-CO"/>
+        </w:rPr>
+      </w:pPr>
+    </w:p>
     <w:p>
       <w:pPr>
         <w:pStyle w:val="Prrafodelista"/>
@@ -4009,15 +4133,15 @@
         <w:rPr>
           <w:lang w:eastAsia="es-CO"/>
         </w:rPr>
-        <w:t xml:space="preserve">) para capturar fallos antes del colapso, </w:t>
-      </w:r>
-      <w:r>
-        <w:rPr>
-          <w:lang w:eastAsia="es-CO"/>
-        </w:rPr>
-        <w:lastRenderedPageBreak/>
-        <w:t>así como el control de eventos, que supervisa acciones inesperadas del sistema para asegurar una respuesta controlada y profesional.</w:t>
-      </w:r>
+        <w:t>) para capturar fallos antes del colapso, así como el control de eventos, que supervisa acciones inesperadas del sistema para asegurar una respuesta controlada y profesional.</w:t>
+      </w:r>
+    </w:p>
+    <w:p>
+      <w:pPr>
+        <w:rPr>
+          <w:lang w:eastAsia="es-CO"/>
+        </w:rPr>
+      </w:pPr>
     </w:p>
     <w:p>
       <w:pPr>
@@ -4038,6 +4162,7 @@
           <w:bCs/>
           <w:lang w:eastAsia="es-CO"/>
         </w:rPr>
+        <w:lastRenderedPageBreak/>
         <w:t>Herramientas de análisis y métricas</w:t>
       </w:r>
     </w:p>
@@ -4150,40 +4275,40 @@
         <w:rPr>
           <w:lang w:eastAsia="es-CO"/>
         </w:rPr>
+        <w:t xml:space="preserve">Basado en lo anterior, la siguiente tabla presenta un conjunto de herramientas ampliamente utilizadas en la ingeniería de </w:t>
+      </w:r>
+      <w:r>
+        <w:rPr>
+          <w:rStyle w:val="Extranjerismo"/>
+        </w:rPr>
+        <w:t>software</w:t>
+      </w:r>
+      <w:r>
+        <w:rPr>
+          <w:lang w:eastAsia="es-CO"/>
+        </w:rPr>
+        <w:t xml:space="preserve"> para el análisis, la medición y el control de la calidad:</w:t>
+      </w:r>
+    </w:p>
+    <w:p>
+      <w:pPr>
+        <w:rPr>
+          <w:lang w:eastAsia="es-CO"/>
+        </w:rPr>
+      </w:pPr>
+    </w:p>
+    <w:p>
+      <w:pPr>
+        <w:pStyle w:val="Tabla"/>
+        <w:rPr>
+          <w:lang w:eastAsia="es-CO"/>
+        </w:rPr>
+      </w:pPr>
+      <w:r>
+        <w:rPr>
+          <w:lang w:eastAsia="es-CO"/>
+        </w:rPr>
         <w:lastRenderedPageBreak/>
-        <w:t xml:space="preserve">Basado en lo anterior, la siguiente tabla presenta un conjunto de herramientas ampliamente utilizadas en la ingeniería de </w:t>
-      </w:r>
-      <w:r>
-        <w:rPr>
-          <w:rStyle w:val="Extranjerismo"/>
-        </w:rPr>
-        <w:t>software</w:t>
-      </w:r>
-      <w:r>
-        <w:rPr>
-          <w:lang w:eastAsia="es-CO"/>
-        </w:rPr>
-        <w:t xml:space="preserve"> para el análisis, la medición y el control de la calidad:</w:t>
-      </w:r>
-    </w:p>
-    <w:p>
-      <w:pPr>
-        <w:rPr>
-          <w:lang w:eastAsia="es-CO"/>
-        </w:rPr>
-      </w:pPr>
-    </w:p>
-    <w:p>
-      <w:pPr>
-        <w:pStyle w:val="Tabla"/>
-        <w:rPr>
-          <w:lang w:eastAsia="es-CO"/>
-        </w:rPr>
-      </w:pPr>
-      <w:r>
-        <w:rPr>
-          <w:lang w:eastAsia="es-CO"/>
-        </w:rPr>
         <w:t xml:space="preserve">Herramientas de análisis y métricas de calidad del </w:t>
       </w:r>
       <w:r>
@@ -5143,7 +5268,6 @@
               <w:rPr>
                 <w:lang w:val="es-ES"/>
               </w:rPr>
-              <w:lastRenderedPageBreak/>
               <w:t xml:space="preserve">New </w:t>
             </w:r>
             <w:proofErr w:type="spellStart"/>
@@ -5223,8 +5347,9 @@
       <w:pPr>
         <w:pStyle w:val="Ttulo2"/>
       </w:pPr>
-      <w:bookmarkStart w:id="6" w:name="_Toc224911989"/>
-      <w:r>
+      <w:bookmarkStart w:id="6" w:name="_Toc230766435"/>
+      <w:r>
+        <w:lastRenderedPageBreak/>
         <w:t>Documentación de hallazgos</w:t>
       </w:r>
       <w:bookmarkEnd w:id="6"/>
@@ -5449,7 +5574,6 @@
           <w:bCs/>
           <w:lang w:eastAsia="es-CO"/>
         </w:rPr>
-        <w:lastRenderedPageBreak/>
         <w:t>Evidencia visual</w:t>
       </w:r>
     </w:p>
@@ -5493,6 +5617,7 @@
           <w:bCs/>
           <w:lang w:eastAsia="es-CO"/>
         </w:rPr>
+        <w:lastRenderedPageBreak/>
         <w:t>Clasificación de hallazgos según su origen</w:t>
       </w:r>
     </w:p>
@@ -5738,7 +5863,6 @@
           <w:bCs/>
           <w:lang w:eastAsia="es-CO"/>
         </w:rPr>
-        <w:lastRenderedPageBreak/>
         <w:t xml:space="preserve">Diagnóstico inicial </w:t>
       </w:r>
     </w:p>
@@ -5801,17 +5925,9 @@
         <w:rPr>
           <w:lang w:eastAsia="es-CO"/>
         </w:rPr>
+        <w:lastRenderedPageBreak/>
         <w:t>Acciones tomadas para normalizar la información (ej. concatenación, ajuste de formatos).</w:t>
       </w:r>
-    </w:p>
-    <w:p>
-      <w:pPr>
-        <w:spacing w:before="0" w:after="0" w:line="240" w:lineRule="auto"/>
-        <w:ind w:firstLine="0"/>
-        <w:rPr>
-          <w:lang w:eastAsia="es-CO"/>
-        </w:rPr>
-      </w:pPr>
     </w:p>
     <w:p>
       <w:pPr>
@@ -6002,18 +6118,10 @@
           <w:lang w:eastAsia="es-CO"/>
         </w:rPr>
       </w:pPr>
-    </w:p>
-    <w:p>
-      <w:pPr>
-        <w:rPr>
-          <w:lang w:eastAsia="es-CO"/>
-        </w:rPr>
-      </w:pPr>
-      <w:r>
-        <w:rPr>
-          <w:lang w:eastAsia="es-CO"/>
-        </w:rPr>
-        <w:lastRenderedPageBreak/>
+      <w:r>
+        <w:rPr>
+          <w:lang w:eastAsia="es-CO"/>
+        </w:rPr>
         <w:t>Documentar correctamente los hallazgos permite "actuar como si le estuviera presentando su trabajo al gerente del área", demostrando no solo qué hace la solución, sino por qué es fiable y consistente.</w:t>
       </w:r>
     </w:p>
@@ -6036,7 +6144,7 @@
       <w:pPr>
         <w:pStyle w:val="Ttulo1"/>
       </w:pPr>
-      <w:bookmarkStart w:id="7" w:name="_Toc224911990"/>
+      <w:bookmarkStart w:id="7" w:name="_Toc230766436"/>
       <w:r>
         <w:lastRenderedPageBreak/>
         <w:t>Evaluación de requisitos no funcionales</w:t>
@@ -7201,18 +7309,22 @@
       <w:bookmarkStart w:id="11" w:name="_Toc196295049"/>
       <w:bookmarkStart w:id="12" w:name="_Toc224897828"/>
       <w:bookmarkStart w:id="13" w:name="_Toc224911991"/>
+      <w:bookmarkStart w:id="14" w:name="_Toc230763218"/>
+      <w:bookmarkStart w:id="15" w:name="_Toc230766437"/>
       <w:bookmarkEnd w:id="8"/>
       <w:bookmarkEnd w:id="9"/>
       <w:bookmarkEnd w:id="10"/>
       <w:bookmarkEnd w:id="11"/>
       <w:bookmarkEnd w:id="12"/>
       <w:bookmarkEnd w:id="13"/>
+      <w:bookmarkEnd w:id="14"/>
+      <w:bookmarkEnd w:id="15"/>
     </w:p>
     <w:p>
       <w:pPr>
         <w:pStyle w:val="Ttulo1"/>
       </w:pPr>
-      <w:bookmarkStart w:id="14" w:name="_Toc224911992"/>
+      <w:bookmarkStart w:id="16" w:name="_Toc230766438"/>
       <w:r>
         <w:t xml:space="preserve">Gestión del conocimiento en el desarrollo de </w:t>
       </w:r>
@@ -7222,7 +7334,7 @@
         </w:rPr>
         <w:t>software</w:t>
       </w:r>
-      <w:bookmarkEnd w:id="14"/>
+      <w:bookmarkEnd w:id="16"/>
     </w:p>
     <w:p>
       <w:pPr>
@@ -7377,20 +7489,24 @@
           <w:lang w:eastAsia="es-CO"/>
         </w:rPr>
       </w:pPr>
-      <w:bookmarkStart w:id="15" w:name="_Toc224897830"/>
-      <w:bookmarkStart w:id="16" w:name="_Toc224911993"/>
-      <w:bookmarkEnd w:id="15"/>
-      <w:bookmarkEnd w:id="16"/>
+      <w:bookmarkStart w:id="17" w:name="_Toc224897830"/>
+      <w:bookmarkStart w:id="18" w:name="_Toc224911993"/>
+      <w:bookmarkStart w:id="19" w:name="_Toc230763220"/>
+      <w:bookmarkStart w:id="20" w:name="_Toc230766439"/>
+      <w:bookmarkEnd w:id="17"/>
+      <w:bookmarkEnd w:id="18"/>
+      <w:bookmarkEnd w:id="19"/>
+      <w:bookmarkEnd w:id="20"/>
     </w:p>
     <w:p>
       <w:pPr>
         <w:pStyle w:val="Ttulo2"/>
       </w:pPr>
-      <w:bookmarkStart w:id="17" w:name="_Toc224911994"/>
+      <w:bookmarkStart w:id="21" w:name="_Toc230766440"/>
       <w:r>
         <w:t>Modelos de gestión del conocimiento</w:t>
       </w:r>
-      <w:bookmarkEnd w:id="17"/>
+      <w:bookmarkEnd w:id="21"/>
     </w:p>
     <w:p>
       <w:pPr>
@@ -8515,7 +8631,7 @@
       <w:pPr>
         <w:pStyle w:val="Ttulo2"/>
       </w:pPr>
-      <w:bookmarkStart w:id="18" w:name="_Toc224911995"/>
+      <w:bookmarkStart w:id="22" w:name="_Toc230766441"/>
       <w:r>
         <w:t xml:space="preserve">Lecciones aprendidas en proyectos de </w:t>
       </w:r>
@@ -8525,7 +8641,7 @@
         </w:rPr>
         <w:t>software</w:t>
       </w:r>
-      <w:bookmarkEnd w:id="18"/>
+      <w:bookmarkEnd w:id="22"/>
     </w:p>
     <w:p>
       <w:pPr>
@@ -9976,12 +10092,12 @@
       <w:pPr>
         <w:pStyle w:val="Ttulo2"/>
       </w:pPr>
-      <w:bookmarkStart w:id="19" w:name="_Toc224911996"/>
+      <w:bookmarkStart w:id="23" w:name="_Toc230766442"/>
       <w:r>
         <w:lastRenderedPageBreak/>
         <w:t>Recomendaciones de buenas prácticas</w:t>
       </w:r>
-      <w:bookmarkEnd w:id="19"/>
+      <w:bookmarkEnd w:id="23"/>
     </w:p>
     <w:p>
       <w:pPr>
@@ -10240,17 +10356,16 @@
         </w:tc>
       </w:tr>
     </w:tbl>
-    <w:p>
-      <w:bookmarkStart w:id="20" w:name="_Toc224911997"/>
-    </w:p>
+    <w:p/>
     <w:p>
       <w:pPr>
         <w:pStyle w:val="Ttulo2"/>
       </w:pPr>
+      <w:bookmarkStart w:id="24" w:name="_Toc230766443"/>
       <w:r>
         <w:t>Herramientas para la gestión del conocimiento</w:t>
       </w:r>
-      <w:bookmarkEnd w:id="20"/>
+      <w:bookmarkEnd w:id="24"/>
     </w:p>
     <w:p>
       <w:pPr>
@@ -11147,14 +11262,12 @@
                 <w:lang w:val="es-ES"/>
               </w:rPr>
             </w:pPr>
-            <w:proofErr w:type="gramStart"/>
             <w:r>
               <w:rPr>
                 <w:lang w:val="es-ES"/>
               </w:rPr>
               <w:t>Captura tácito</w:t>
             </w:r>
-            <w:proofErr w:type="gramEnd"/>
           </w:p>
         </w:tc>
         <w:tc>
@@ -11690,29 +11803,14 @@
     </w:p>
     <w:p>
       <w:pPr>
-        <w:pStyle w:val="Prrafodelista"/>
-        <w:numPr>
-          <w:ilvl w:val="0"/>
-          <w:numId w:val="1"/>
-        </w:numPr>
-        <w:rPr>
-          <w:b/>
-          <w:bCs/>
-          <w:sz w:val="36"/>
-          <w:szCs w:val="36"/>
-        </w:rPr>
-      </w:pPr>
-      <w:r>
-        <w:rPr>
-          <w:b/>
-          <w:bCs/>
-          <w:sz w:val="36"/>
-          <w:szCs w:val="36"/>
-          <w:lang w:eastAsia="es-CO"/>
-        </w:rPr>
+        <w:pStyle w:val="Ttulo1"/>
+      </w:pPr>
+      <w:bookmarkStart w:id="25" w:name="_Toc230766444"/>
+      <w:r>
         <w:lastRenderedPageBreak/>
         <w:t>Planes de mejora</w:t>
       </w:r>
+      <w:bookmarkEnd w:id="25"/>
     </w:p>
     <w:p>
       <w:pPr>
@@ -11880,13 +11978,41 @@
     </w:p>
     <w:p>
       <w:pPr>
+        <w:pStyle w:val="Prrafodelista"/>
+        <w:keepNext/>
+        <w:keepLines/>
+        <w:numPr>
+          <w:ilvl w:val="0"/>
+          <w:numId w:val="1"/>
+        </w:numPr>
+        <w:spacing w:before="200" w:line="240" w:lineRule="auto"/>
+        <w:contextualSpacing w:val="0"/>
+        <w:outlineLvl w:val="1"/>
+        <w:rPr>
+          <w:rFonts w:eastAsia="Times New Roman"/>
+          <w:b/>
+          <w:vanish/>
+          <w:color w:val="000000"/>
+          <w:kern w:val="0"/>
+          <w:sz w:val="32"/>
+          <w:szCs w:val="26"/>
+          <w:lang w:eastAsia="es-CO"/>
+        </w:rPr>
+      </w:pPr>
+      <w:bookmarkStart w:id="26" w:name="_Toc230763226"/>
+      <w:bookmarkStart w:id="27" w:name="_Toc230766445"/>
+      <w:bookmarkEnd w:id="26"/>
+      <w:bookmarkEnd w:id="27"/>
+    </w:p>
+    <w:p>
+      <w:pPr>
         <w:pStyle w:val="Ttulo2"/>
       </w:pPr>
-      <w:bookmarkStart w:id="21" w:name="_Toc224911998"/>
+      <w:bookmarkStart w:id="28" w:name="_Toc230766446"/>
       <w:r>
         <w:t>Elaboración del plan de mejora</w:t>
       </w:r>
-      <w:bookmarkEnd w:id="21"/>
+      <w:bookmarkEnd w:id="28"/>
     </w:p>
     <w:p>
       <w:pPr>
@@ -12106,28 +12232,24 @@
         </w:rPr>
         <w:t xml:space="preserve">Nominar un </w:t>
       </w:r>
-      <w:proofErr w:type="spellStart"/>
-      <w:r>
-        <w:rPr>
-          <w:lang w:eastAsia="es-CO"/>
+      <w:r>
+        <w:rPr>
+          <w:rStyle w:val="Extranjerismo"/>
         </w:rPr>
         <w:t>Accountable</w:t>
       </w:r>
-      <w:proofErr w:type="spellEnd"/>
       <w:r>
         <w:rPr>
           <w:lang w:eastAsia="es-CO"/>
         </w:rPr>
         <w:t xml:space="preserve"> (A) y un </w:t>
       </w:r>
-      <w:proofErr w:type="spellStart"/>
-      <w:r>
-        <w:rPr>
-          <w:lang w:eastAsia="es-CO"/>
+      <w:r>
+        <w:rPr>
+          <w:rStyle w:val="Extranjerismo"/>
         </w:rPr>
         <w:t>Responsible</w:t>
       </w:r>
-      <w:proofErr w:type="spellEnd"/>
       <w:r>
         <w:rPr>
           <w:lang w:eastAsia="es-CO"/>
@@ -12202,14 +12324,12 @@
         </w:rPr>
         <w:t xml:space="preserve">El plan debe ser aprobado por el </w:t>
       </w:r>
-      <w:proofErr w:type="spellStart"/>
-      <w:r>
-        <w:rPr>
-          <w:lang w:eastAsia="es-CO"/>
+      <w:r>
+        <w:rPr>
+          <w:rStyle w:val="Extranjerismo"/>
         </w:rPr>
         <w:t>Accountable</w:t>
       </w:r>
-      <w:proofErr w:type="spellEnd"/>
       <w:r>
         <w:rPr>
           <w:lang w:eastAsia="es-CO"/>
@@ -12638,14 +12758,12 @@
                 <w:lang w:val="es-ES"/>
               </w:rPr>
             </w:pPr>
-            <w:proofErr w:type="spellStart"/>
-            <w:r>
-              <w:rPr>
-                <w:lang w:val="es-ES"/>
+            <w:r>
+              <w:rPr>
+                <w:rStyle w:val="Extranjerismo"/>
               </w:rPr>
               <w:t>Responsible</w:t>
             </w:r>
-            <w:proofErr w:type="spellEnd"/>
             <w:r>
               <w:rPr>
                 <w:lang w:val="es-ES"/>
@@ -12708,14 +12826,12 @@
                 <w:lang w:val="es-ES"/>
               </w:rPr>
             </w:pPr>
-            <w:proofErr w:type="spellStart"/>
-            <w:r>
-              <w:rPr>
-                <w:lang w:val="es-ES"/>
+            <w:r>
+              <w:rPr>
+                <w:rStyle w:val="Extranjerismo"/>
               </w:rPr>
               <w:t>Accountable</w:t>
             </w:r>
-            <w:proofErr w:type="spellEnd"/>
             <w:r>
               <w:rPr>
                 <w:lang w:val="es-ES"/>
@@ -12775,14 +12891,12 @@
                 <w:lang w:val="es-ES"/>
               </w:rPr>
             </w:pPr>
-            <w:proofErr w:type="spellStart"/>
-            <w:r>
-              <w:rPr>
-                <w:lang w:val="es-ES"/>
+            <w:r>
+              <w:rPr>
+                <w:rStyle w:val="Extranjerismo"/>
               </w:rPr>
               <w:t>Consulted</w:t>
             </w:r>
-            <w:proofErr w:type="spellEnd"/>
             <w:r>
               <w:rPr>
                 <w:lang w:val="es-ES"/>
@@ -12859,14 +12973,12 @@
                 <w:lang w:val="es-ES"/>
               </w:rPr>
             </w:pPr>
-            <w:proofErr w:type="spellStart"/>
-            <w:r>
-              <w:rPr>
-                <w:lang w:val="es-ES"/>
+            <w:r>
+              <w:rPr>
+                <w:rStyle w:val="Extranjerismo"/>
               </w:rPr>
               <w:t>Informed</w:t>
             </w:r>
-            <w:proofErr w:type="spellEnd"/>
             <w:r>
               <w:rPr>
                 <w:lang w:val="es-ES"/>
@@ -13726,11 +13838,11 @@
       <w:pPr>
         <w:pStyle w:val="Ttulo2"/>
       </w:pPr>
-      <w:bookmarkStart w:id="22" w:name="_Toc224911999"/>
+      <w:bookmarkStart w:id="29" w:name="_Toc230766447"/>
       <w:r>
         <w:t>Acciones correctivas</w:t>
       </w:r>
-      <w:bookmarkEnd w:id="22"/>
+      <w:bookmarkEnd w:id="29"/>
     </w:p>
     <w:p>
       <w:pPr>
@@ -14972,11 +15084,11 @@
       <w:pPr>
         <w:pStyle w:val="Ttulo2"/>
       </w:pPr>
-      <w:bookmarkStart w:id="23" w:name="_Toc224912000"/>
+      <w:bookmarkStart w:id="30" w:name="_Toc230766448"/>
       <w:r>
         <w:t>Acciones preventivas</w:t>
       </w:r>
-      <w:bookmarkEnd w:id="23"/>
+      <w:bookmarkEnd w:id="30"/>
     </w:p>
     <w:p>
       <w:pPr>
@@ -16629,19 +16741,31 @@
         <w:rPr>
           <w:lang w:eastAsia="es-CO"/>
         </w:rPr>
-        <w:t>Fuentes para identificar preventivas y mejoramiento: análisis de riesgos (FMEA, matriz de riesgos), benchmarking con la industria, sugerencias del equipo en retrospectivas, auditorías internas proactivas y revisión de tendencias de métricas de calidad.</w:t>
+        <w:t xml:space="preserve">Fuentes para identificar preventivas y mejoramiento: análisis de riesgos (FMEA, matriz de riesgos), </w:t>
+      </w:r>
+      <w:r>
+        <w:rPr>
+          <w:rStyle w:val="Extranjerismo"/>
+        </w:rPr>
+        <w:t xml:space="preserve">benchmarking </w:t>
+      </w:r>
+      <w:r>
+        <w:rPr>
+          <w:lang w:eastAsia="es-CO"/>
+        </w:rPr>
+        <w:t>con la industria, sugerencias del equipo en retrospectivas, auditorías internas proactivas y revisión de tendencias de métricas de calidad.</w:t>
       </w:r>
     </w:p>
     <w:p>
       <w:pPr>
         <w:pStyle w:val="Ttulo2"/>
       </w:pPr>
-      <w:bookmarkStart w:id="24" w:name="_Toc224912001"/>
+      <w:bookmarkStart w:id="31" w:name="_Toc230766449"/>
       <w:r>
         <w:lastRenderedPageBreak/>
         <w:t>Responsables del plan de mejora</w:t>
       </w:r>
-      <w:bookmarkEnd w:id="24"/>
+      <w:bookmarkEnd w:id="31"/>
     </w:p>
     <w:p>
       <w:pPr>
@@ -16675,16 +16799,12 @@
         </w:rPr>
         <w:t xml:space="preserve">R — </w:t>
       </w:r>
-      <w:proofErr w:type="spellStart"/>
-      <w:r>
-        <w:rPr>
-          <w:b/>
-          <w:bCs/>
-          <w:lang w:eastAsia="es-CO"/>
+      <w:r>
+        <w:rPr>
+          <w:rStyle w:val="Extranjerismo"/>
         </w:rPr>
         <w:t>Responsible</w:t>
       </w:r>
-      <w:proofErr w:type="spellEnd"/>
     </w:p>
     <w:p>
       <w:pPr>
@@ -16718,37 +16838,37 @@
         </w:rPr>
         <w:t xml:space="preserve">A — </w:t>
       </w:r>
-      <w:proofErr w:type="spellStart"/>
-      <w:r>
-        <w:rPr>
-          <w:b/>
-          <w:bCs/>
-          <w:lang w:eastAsia="es-CO"/>
+      <w:r>
+        <w:rPr>
+          <w:rStyle w:val="Extranjerismo"/>
         </w:rPr>
         <w:t>Accountable</w:t>
       </w:r>
-      <w:proofErr w:type="spellEnd"/>
-    </w:p>
-    <w:p>
-      <w:pPr>
-        <w:rPr>
-          <w:lang w:eastAsia="es-CO"/>
-        </w:rPr>
-      </w:pPr>
-      <w:r>
-        <w:rPr>
-          <w:lang w:eastAsia="es-CO"/>
-        </w:rPr>
-        <w:t xml:space="preserve">Quien responde por el resultado final. Solo puede haber uno por acción. Aprueba el trabajo del </w:t>
-      </w:r>
-      <w:proofErr w:type="spellStart"/>
-      <w:r>
-        <w:rPr>
-          <w:lang w:eastAsia="es-CO"/>
-        </w:rPr>
-        <w:t>Responsible</w:t>
-      </w:r>
-      <w:proofErr w:type="spellEnd"/>
+    </w:p>
+    <w:p>
+      <w:pPr>
+        <w:rPr>
+          <w:lang w:eastAsia="es-CO"/>
+        </w:rPr>
+      </w:pPr>
+      <w:r>
+        <w:rPr>
+          <w:lang w:eastAsia="es-CO"/>
+        </w:rPr>
+        <w:t>Quien responde por el resultado final. Solo puede haber uno por acción. Aprueba el trabajo del</w:t>
+      </w:r>
+      <w:r>
+        <w:rPr>
+          <w:rStyle w:val="Extranjerismo"/>
+        </w:rPr>
+        <w:t xml:space="preserve"> </w:t>
+      </w:r>
+      <w:r>
+        <w:rPr>
+          <w:rStyle w:val="Extranjerismo"/>
+        </w:rPr>
+        <w:t>responsible</w:t>
+      </w:r>
       <w:r>
         <w:rPr>
           <w:lang w:eastAsia="es-CO"/>
@@ -16775,16 +16895,12 @@
         </w:rPr>
         <w:t xml:space="preserve">C — </w:t>
       </w:r>
-      <w:proofErr w:type="spellStart"/>
-      <w:r>
-        <w:rPr>
-          <w:b/>
-          <w:bCs/>
-          <w:lang w:eastAsia="es-CO"/>
+      <w:r>
+        <w:rPr>
+          <w:rStyle w:val="Extranjerismo"/>
         </w:rPr>
         <w:t>Consulted</w:t>
       </w:r>
-      <w:proofErr w:type="spellEnd"/>
     </w:p>
     <w:p>
       <w:pPr>
@@ -16818,16 +16934,12 @@
         </w:rPr>
         <w:t xml:space="preserve">I — </w:t>
       </w:r>
-      <w:proofErr w:type="spellStart"/>
-      <w:r>
-        <w:rPr>
-          <w:b/>
-          <w:bCs/>
-          <w:lang w:eastAsia="es-CO"/>
+      <w:r>
+        <w:rPr>
+          <w:rStyle w:val="Extranjerismo"/>
         </w:rPr>
         <w:t>Informed</w:t>
       </w:r>
-      <w:proofErr w:type="spellEnd"/>
     </w:p>
     <w:p>
       <w:pPr>
@@ -17918,7 +18030,19 @@
               <w:rPr>
                 <w:lang w:val="es-ES_tradnl"/>
               </w:rPr>
-              <w:t>Configurar pipeline CI/CD.</w:t>
+              <w:t xml:space="preserve">Configurar </w:t>
+            </w:r>
+            <w:r>
+              <w:rPr>
+                <w:rStyle w:val="Extranjerismo"/>
+              </w:rPr>
+              <w:t>pipeline</w:t>
+            </w:r>
+            <w:r>
+              <w:rPr>
+                <w:lang w:val="es-ES_tradnl"/>
+              </w:rPr>
+              <w:t xml:space="preserve"> CI/CD.</w:t>
             </w:r>
           </w:p>
         </w:tc>
@@ -18693,6 +18817,8 @@
       <w:r>
         <w:rPr>
           <w:rStyle w:val="Extranjerismo"/>
+          <w:b/>
+          <w:bCs/>
         </w:rPr>
         <w:t>software</w:t>
       </w:r>
@@ -19094,21 +19220,7 @@
         <w:rPr>
           <w:lang w:eastAsia="es-CO"/>
         </w:rPr>
-        <w:t xml:space="preserve">Aprueba </w:t>
-      </w:r>
-      <w:proofErr w:type="gramStart"/>
-      <w:r>
-        <w:rPr>
-          <w:lang w:eastAsia="es-CO"/>
-        </w:rPr>
-        <w:t>entregables clave</w:t>
-      </w:r>
-      <w:proofErr w:type="gramEnd"/>
-      <w:r>
-        <w:rPr>
-          <w:lang w:eastAsia="es-CO"/>
-        </w:rPr>
-        <w:t xml:space="preserve"> y el cierre del plan.</w:t>
+        <w:t>Aprueba entregables clave y el cierre del plan.</w:t>
       </w:r>
     </w:p>
     <w:p>
@@ -19156,14 +19268,12 @@
         </w:rPr>
         <w:t xml:space="preserve"> una acción debe tener exactamente un </w:t>
       </w:r>
-      <w:proofErr w:type="spellStart"/>
-      <w:r>
-        <w:rPr>
-          <w:lang w:eastAsia="es-CO"/>
+      <w:r>
+        <w:rPr>
+          <w:rStyle w:val="Extranjerismo"/>
         </w:rPr>
         <w:t>Accountable</w:t>
       </w:r>
-      <w:proofErr w:type="spellEnd"/>
       <w:r>
         <w:rPr>
           <w:lang w:eastAsia="es-CO"/>
@@ -19175,11 +19285,11 @@
       <w:pPr>
         <w:pStyle w:val="Ttulo2"/>
       </w:pPr>
-      <w:bookmarkStart w:id="25" w:name="_Toc224912002"/>
+      <w:bookmarkStart w:id="32" w:name="_Toc230766450"/>
       <w:r>
         <w:t>Verificación y seguimiento</w:t>
       </w:r>
-      <w:bookmarkEnd w:id="25"/>
+      <w:bookmarkEnd w:id="32"/>
     </w:p>
     <w:p>
       <w:pPr>
@@ -19431,14 +19541,12 @@
         </w:rPr>
         <w:t xml:space="preserve">Escalar al </w:t>
       </w:r>
-      <w:proofErr w:type="spellStart"/>
-      <w:r>
-        <w:rPr>
-          <w:lang w:eastAsia="es-CO"/>
+      <w:r>
+        <w:rPr>
+          <w:rStyle w:val="Extranjerismo"/>
         </w:rPr>
         <w:t>Accountable</w:t>
       </w:r>
-      <w:proofErr w:type="spellEnd"/>
       <w:r>
         <w:rPr>
           <w:lang w:eastAsia="es-CO"/>
@@ -19777,12 +19885,12 @@
       <w:pPr>
         <w:pStyle w:val="Titulosgenerales"/>
       </w:pPr>
-      <w:bookmarkStart w:id="26" w:name="_Toc224912003"/>
+      <w:bookmarkStart w:id="33" w:name="_Toc230766451"/>
       <w:r>
         <w:lastRenderedPageBreak/>
         <w:t>Síntesis</w:t>
       </w:r>
-      <w:bookmarkEnd w:id="26"/>
+      <w:bookmarkEnd w:id="33"/>
     </w:p>
     <w:p>
       <w:pPr>
@@ -19882,14 +19990,14 @@
       <w:pPr>
         <w:pStyle w:val="Titulosgenerales"/>
       </w:pPr>
-      <w:bookmarkStart w:id="27" w:name="_Toc176443725"/>
-      <w:bookmarkStart w:id="28" w:name="_Toc224912004"/>
+      <w:bookmarkStart w:id="34" w:name="_Toc176443725"/>
+      <w:bookmarkStart w:id="35" w:name="_Toc230766452"/>
       <w:r>
         <w:lastRenderedPageBreak/>
         <w:t>Glosario</w:t>
       </w:r>
-      <w:bookmarkEnd w:id="27"/>
-      <w:bookmarkEnd w:id="28"/>
+      <w:bookmarkEnd w:id="34"/>
+      <w:bookmarkEnd w:id="35"/>
     </w:p>
     <w:p>
       <w:pPr>
@@ -20297,8 +20405,8 @@
           <w:lang w:val="es-MX"/>
         </w:rPr>
       </w:pPr>
-      <w:bookmarkStart w:id="29" w:name="_Toc176443726"/>
-      <w:bookmarkStart w:id="30" w:name="_Toc224912005"/>
+      <w:bookmarkStart w:id="36" w:name="_Toc176443726"/>
+      <w:bookmarkStart w:id="37" w:name="_Toc230766453"/>
       <w:r>
         <w:rPr>
           <w:lang w:val="es-MX"/>
@@ -20306,8 +20414,8 @@
         <w:lastRenderedPageBreak/>
         <w:t>Referencias bibliográficas</w:t>
       </w:r>
-      <w:bookmarkEnd w:id="29"/>
-      <w:bookmarkEnd w:id="30"/>
+      <w:bookmarkEnd w:id="36"/>
+      <w:bookmarkEnd w:id="37"/>
     </w:p>
     <w:p>
       <w:pPr>
@@ -21261,14 +21369,14 @@
       <w:pPr>
         <w:pStyle w:val="Titulosgenerales"/>
       </w:pPr>
-      <w:bookmarkStart w:id="31" w:name="_Toc176443727"/>
-      <w:bookmarkStart w:id="32" w:name="_Toc224912006"/>
+      <w:bookmarkStart w:id="38" w:name="_Toc176443727"/>
+      <w:bookmarkStart w:id="39" w:name="_Toc230766454"/>
       <w:r>
         <w:lastRenderedPageBreak/>
         <w:t>Créditos</w:t>
       </w:r>
-      <w:bookmarkEnd w:id="31"/>
-      <w:bookmarkEnd w:id="32"/>
+      <w:bookmarkEnd w:id="38"/>
+      <w:bookmarkEnd w:id="39"/>
     </w:p>
     <w:tbl>
       <w:tblPr>
@@ -21304,7 +21412,7 @@
                 <w:lang w:val="es-419" w:eastAsia="es-CO"/>
               </w:rPr>
             </w:pPr>
-            <w:bookmarkStart w:id="33" w:name="_Hlk154833079"/>
+            <w:bookmarkStart w:id="40" w:name="_Hlk154833079"/>
             <w:r>
               <w:rPr>
                 <w:kern w:val="0"/>
@@ -22635,7 +22743,7 @@
           </w:p>
         </w:tc>
       </w:tr>
-      <w:bookmarkEnd w:id="33"/>
+      <w:bookmarkEnd w:id="40"/>
     </w:tbl>
     <w:p>
       <w:pPr>
@@ -23626,444 +23734,16 @@
     </w:lvl>
   </w:abstractNum>
   <w:abstractNum w:abstractNumId="7" w15:restartNumberingAfterBreak="0">
-    <w:nsid w:val="23AF19A8"/>
+    <w:nsid w:val="234C612D"/>
     <w:multiLevelType w:val="hybridMultilevel"/>
-    <w:tmpl w:val="B69CF15E"/>
-    <w:lvl w:ilvl="0" w:tplc="240A0001">
-      <w:start w:val="1"/>
-      <w:numFmt w:val="bullet"/>
-      <w:lvlText w:val=""/>
-      <w:lvlJc w:val="left"/>
-      <w:pPr>
-        <w:ind w:left="1429" w:hanging="360"/>
-      </w:pPr>
-      <w:rPr>
-        <w:rFonts w:ascii="Symbol" w:hAnsi="Symbol" w:hint="default"/>
-      </w:rPr>
-    </w:lvl>
-    <w:lvl w:ilvl="1" w:tplc="240A0003" w:tentative="1">
-      <w:start w:val="1"/>
-      <w:numFmt w:val="bullet"/>
-      <w:lvlText w:val="o"/>
-      <w:lvlJc w:val="left"/>
-      <w:pPr>
-        <w:ind w:left="2149" w:hanging="360"/>
-      </w:pPr>
-      <w:rPr>
-        <w:rFonts w:ascii="Courier New" w:hAnsi="Courier New" w:cs="Courier New" w:hint="default"/>
-      </w:rPr>
-    </w:lvl>
-    <w:lvl w:ilvl="2" w:tplc="240A0005" w:tentative="1">
-      <w:start w:val="1"/>
-      <w:numFmt w:val="bullet"/>
-      <w:lvlText w:val=""/>
-      <w:lvlJc w:val="left"/>
-      <w:pPr>
-        <w:ind w:left="2869" w:hanging="360"/>
-      </w:pPr>
-      <w:rPr>
-        <w:rFonts w:ascii="Wingdings" w:hAnsi="Wingdings" w:hint="default"/>
-      </w:rPr>
-    </w:lvl>
-    <w:lvl w:ilvl="3" w:tplc="240A0001" w:tentative="1">
-      <w:start w:val="1"/>
-      <w:numFmt w:val="bullet"/>
-      <w:lvlText w:val=""/>
-      <w:lvlJc w:val="left"/>
-      <w:pPr>
-        <w:ind w:left="3589" w:hanging="360"/>
-      </w:pPr>
-      <w:rPr>
-        <w:rFonts w:ascii="Symbol" w:hAnsi="Symbol" w:hint="default"/>
-      </w:rPr>
-    </w:lvl>
-    <w:lvl w:ilvl="4" w:tplc="240A0003" w:tentative="1">
-      <w:start w:val="1"/>
-      <w:numFmt w:val="bullet"/>
-      <w:lvlText w:val="o"/>
-      <w:lvlJc w:val="left"/>
-      <w:pPr>
-        <w:ind w:left="4309" w:hanging="360"/>
-      </w:pPr>
-      <w:rPr>
-        <w:rFonts w:ascii="Courier New" w:hAnsi="Courier New" w:cs="Courier New" w:hint="default"/>
-      </w:rPr>
-    </w:lvl>
-    <w:lvl w:ilvl="5" w:tplc="240A0005" w:tentative="1">
-      <w:start w:val="1"/>
-      <w:numFmt w:val="bullet"/>
-      <w:lvlText w:val=""/>
-      <w:lvlJc w:val="left"/>
-      <w:pPr>
-        <w:ind w:left="5029" w:hanging="360"/>
-      </w:pPr>
-      <w:rPr>
-        <w:rFonts w:ascii="Wingdings" w:hAnsi="Wingdings" w:hint="default"/>
-      </w:rPr>
-    </w:lvl>
-    <w:lvl w:ilvl="6" w:tplc="240A0001" w:tentative="1">
-      <w:start w:val="1"/>
-      <w:numFmt w:val="bullet"/>
-      <w:lvlText w:val=""/>
-      <w:lvlJc w:val="left"/>
-      <w:pPr>
-        <w:ind w:left="5749" w:hanging="360"/>
-      </w:pPr>
-      <w:rPr>
-        <w:rFonts w:ascii="Symbol" w:hAnsi="Symbol" w:hint="default"/>
-      </w:rPr>
-    </w:lvl>
-    <w:lvl w:ilvl="7" w:tplc="240A0003" w:tentative="1">
-      <w:start w:val="1"/>
-      <w:numFmt w:val="bullet"/>
-      <w:lvlText w:val="o"/>
-      <w:lvlJc w:val="left"/>
-      <w:pPr>
-        <w:ind w:left="6469" w:hanging="360"/>
-      </w:pPr>
-      <w:rPr>
-        <w:rFonts w:ascii="Courier New" w:hAnsi="Courier New" w:cs="Courier New" w:hint="default"/>
-      </w:rPr>
-    </w:lvl>
-    <w:lvl w:ilvl="8" w:tplc="240A0005" w:tentative="1">
-      <w:start w:val="1"/>
-      <w:numFmt w:val="bullet"/>
-      <w:lvlText w:val=""/>
-      <w:lvlJc w:val="left"/>
-      <w:pPr>
-        <w:ind w:left="7189" w:hanging="360"/>
-      </w:pPr>
-      <w:rPr>
-        <w:rFonts w:ascii="Wingdings" w:hAnsi="Wingdings" w:hint="default"/>
-      </w:rPr>
-    </w:lvl>
-  </w:abstractNum>
-  <w:abstractNum w:abstractNumId="8" w15:restartNumberingAfterBreak="0">
-    <w:nsid w:val="25E2759E"/>
-    <w:multiLevelType w:val="hybridMultilevel"/>
-    <w:tmpl w:val="0EA89F18"/>
-    <w:lvl w:ilvl="0" w:tplc="240A0005">
-      <w:start w:val="1"/>
-      <w:numFmt w:val="bullet"/>
-      <w:lvlText w:val=""/>
-      <w:lvlJc w:val="left"/>
-      <w:pPr>
-        <w:ind w:left="1776" w:hanging="360"/>
-      </w:pPr>
-      <w:rPr>
-        <w:rFonts w:ascii="Wingdings" w:hAnsi="Wingdings" w:hint="default"/>
-      </w:rPr>
-    </w:lvl>
-    <w:lvl w:ilvl="1" w:tplc="240A0019" w:tentative="1">
-      <w:start w:val="1"/>
-      <w:numFmt w:val="lowerLetter"/>
-      <w:lvlText w:val="%2."/>
-      <w:lvlJc w:val="left"/>
-      <w:pPr>
-        <w:ind w:left="2496" w:hanging="360"/>
-      </w:pPr>
-    </w:lvl>
-    <w:lvl w:ilvl="2" w:tplc="240A001B" w:tentative="1">
-      <w:start w:val="1"/>
-      <w:numFmt w:val="lowerRoman"/>
-      <w:lvlText w:val="%3."/>
-      <w:lvlJc w:val="right"/>
-      <w:pPr>
-        <w:ind w:left="3216" w:hanging="180"/>
-      </w:pPr>
-    </w:lvl>
-    <w:lvl w:ilvl="3" w:tplc="240A000F" w:tentative="1">
-      <w:start w:val="1"/>
-      <w:numFmt w:val="decimal"/>
-      <w:lvlText w:val="%4."/>
-      <w:lvlJc w:val="left"/>
-      <w:pPr>
-        <w:ind w:left="3936" w:hanging="360"/>
-      </w:pPr>
-    </w:lvl>
-    <w:lvl w:ilvl="4" w:tplc="240A0019" w:tentative="1">
-      <w:start w:val="1"/>
-      <w:numFmt w:val="lowerLetter"/>
-      <w:lvlText w:val="%5."/>
-      <w:lvlJc w:val="left"/>
-      <w:pPr>
-        <w:ind w:left="4656" w:hanging="360"/>
-      </w:pPr>
-    </w:lvl>
-    <w:lvl w:ilvl="5" w:tplc="240A001B" w:tentative="1">
-      <w:start w:val="1"/>
-      <w:numFmt w:val="lowerRoman"/>
-      <w:lvlText w:val="%6."/>
-      <w:lvlJc w:val="right"/>
-      <w:pPr>
-        <w:ind w:left="5376" w:hanging="180"/>
-      </w:pPr>
-    </w:lvl>
-    <w:lvl w:ilvl="6" w:tplc="240A000F" w:tentative="1">
-      <w:start w:val="1"/>
-      <w:numFmt w:val="decimal"/>
-      <w:lvlText w:val="%7."/>
-      <w:lvlJc w:val="left"/>
-      <w:pPr>
-        <w:ind w:left="6096" w:hanging="360"/>
-      </w:pPr>
-    </w:lvl>
-    <w:lvl w:ilvl="7" w:tplc="240A0019" w:tentative="1">
-      <w:start w:val="1"/>
-      <w:numFmt w:val="lowerLetter"/>
-      <w:lvlText w:val="%8."/>
-      <w:lvlJc w:val="left"/>
-      <w:pPr>
-        <w:ind w:left="6816" w:hanging="360"/>
-      </w:pPr>
-    </w:lvl>
-    <w:lvl w:ilvl="8" w:tplc="240A001B" w:tentative="1">
-      <w:start w:val="1"/>
-      <w:numFmt w:val="lowerRoman"/>
-      <w:lvlText w:val="%9."/>
-      <w:lvlJc w:val="right"/>
-      <w:pPr>
-        <w:ind w:left="7536" w:hanging="180"/>
-      </w:pPr>
-    </w:lvl>
-  </w:abstractNum>
-  <w:abstractNum w:abstractNumId="9" w15:restartNumberingAfterBreak="0">
-    <w:nsid w:val="2CB015FD"/>
-    <w:multiLevelType w:val="hybridMultilevel"/>
-    <w:tmpl w:val="5F14F65A"/>
-    <w:lvl w:ilvl="0" w:tplc="240A0001">
-      <w:start w:val="1"/>
-      <w:numFmt w:val="bullet"/>
-      <w:lvlText w:val=""/>
-      <w:lvlJc w:val="left"/>
-      <w:pPr>
-        <w:ind w:left="1429" w:hanging="360"/>
-      </w:pPr>
-      <w:rPr>
-        <w:rFonts w:ascii="Symbol" w:hAnsi="Symbol" w:hint="default"/>
-      </w:rPr>
-    </w:lvl>
-    <w:lvl w:ilvl="1" w:tplc="240A0003" w:tentative="1">
-      <w:start w:val="1"/>
-      <w:numFmt w:val="bullet"/>
-      <w:lvlText w:val="o"/>
-      <w:lvlJc w:val="left"/>
-      <w:pPr>
-        <w:ind w:left="2149" w:hanging="360"/>
-      </w:pPr>
-      <w:rPr>
-        <w:rFonts w:ascii="Courier New" w:hAnsi="Courier New" w:cs="Courier New" w:hint="default"/>
-      </w:rPr>
-    </w:lvl>
-    <w:lvl w:ilvl="2" w:tplc="240A0005" w:tentative="1">
-      <w:start w:val="1"/>
-      <w:numFmt w:val="bullet"/>
-      <w:lvlText w:val=""/>
-      <w:lvlJc w:val="left"/>
-      <w:pPr>
-        <w:ind w:left="2869" w:hanging="360"/>
-      </w:pPr>
-      <w:rPr>
-        <w:rFonts w:ascii="Wingdings" w:hAnsi="Wingdings" w:hint="default"/>
-      </w:rPr>
-    </w:lvl>
-    <w:lvl w:ilvl="3" w:tplc="240A0001" w:tentative="1">
-      <w:start w:val="1"/>
-      <w:numFmt w:val="bullet"/>
-      <w:lvlText w:val=""/>
-      <w:lvlJc w:val="left"/>
-      <w:pPr>
-        <w:ind w:left="3589" w:hanging="360"/>
-      </w:pPr>
-      <w:rPr>
-        <w:rFonts w:ascii="Symbol" w:hAnsi="Symbol" w:hint="default"/>
-      </w:rPr>
-    </w:lvl>
-    <w:lvl w:ilvl="4" w:tplc="240A0003" w:tentative="1">
-      <w:start w:val="1"/>
-      <w:numFmt w:val="bullet"/>
-      <w:lvlText w:val="o"/>
-      <w:lvlJc w:val="left"/>
-      <w:pPr>
-        <w:ind w:left="4309" w:hanging="360"/>
-      </w:pPr>
-      <w:rPr>
-        <w:rFonts w:ascii="Courier New" w:hAnsi="Courier New" w:cs="Courier New" w:hint="default"/>
-      </w:rPr>
-    </w:lvl>
-    <w:lvl w:ilvl="5" w:tplc="240A0005" w:tentative="1">
-      <w:start w:val="1"/>
-      <w:numFmt w:val="bullet"/>
-      <w:lvlText w:val=""/>
-      <w:lvlJc w:val="left"/>
-      <w:pPr>
-        <w:ind w:left="5029" w:hanging="360"/>
-      </w:pPr>
-      <w:rPr>
-        <w:rFonts w:ascii="Wingdings" w:hAnsi="Wingdings" w:hint="default"/>
-      </w:rPr>
-    </w:lvl>
-    <w:lvl w:ilvl="6" w:tplc="240A0001" w:tentative="1">
-      <w:start w:val="1"/>
-      <w:numFmt w:val="bullet"/>
-      <w:lvlText w:val=""/>
-      <w:lvlJc w:val="left"/>
-      <w:pPr>
-        <w:ind w:left="5749" w:hanging="360"/>
-      </w:pPr>
-      <w:rPr>
-        <w:rFonts w:ascii="Symbol" w:hAnsi="Symbol" w:hint="default"/>
-      </w:rPr>
-    </w:lvl>
-    <w:lvl w:ilvl="7" w:tplc="240A0003" w:tentative="1">
-      <w:start w:val="1"/>
-      <w:numFmt w:val="bullet"/>
-      <w:lvlText w:val="o"/>
-      <w:lvlJc w:val="left"/>
-      <w:pPr>
-        <w:ind w:left="6469" w:hanging="360"/>
-      </w:pPr>
-      <w:rPr>
-        <w:rFonts w:ascii="Courier New" w:hAnsi="Courier New" w:cs="Courier New" w:hint="default"/>
-      </w:rPr>
-    </w:lvl>
-    <w:lvl w:ilvl="8" w:tplc="240A0005" w:tentative="1">
-      <w:start w:val="1"/>
-      <w:numFmt w:val="bullet"/>
-      <w:lvlText w:val=""/>
-      <w:lvlJc w:val="left"/>
-      <w:pPr>
-        <w:ind w:left="7189" w:hanging="360"/>
-      </w:pPr>
-      <w:rPr>
-        <w:rFonts w:ascii="Wingdings" w:hAnsi="Wingdings" w:hint="default"/>
-      </w:rPr>
-    </w:lvl>
-  </w:abstractNum>
-  <w:abstractNum w:abstractNumId="10" w15:restartNumberingAfterBreak="0">
-    <w:nsid w:val="2E634468"/>
-    <w:multiLevelType w:val="hybridMultilevel"/>
-    <w:tmpl w:val="999EF2BA"/>
-    <w:lvl w:ilvl="0" w:tplc="240A0001">
-      <w:start w:val="1"/>
-      <w:numFmt w:val="bullet"/>
-      <w:lvlText w:val=""/>
-      <w:lvlJc w:val="left"/>
-      <w:pPr>
-        <w:ind w:left="1429" w:hanging="360"/>
-      </w:pPr>
-      <w:rPr>
-        <w:rFonts w:ascii="Symbol" w:hAnsi="Symbol" w:hint="default"/>
-      </w:rPr>
-    </w:lvl>
-    <w:lvl w:ilvl="1" w:tplc="240A0003" w:tentative="1">
-      <w:start w:val="1"/>
-      <w:numFmt w:val="bullet"/>
-      <w:lvlText w:val="o"/>
-      <w:lvlJc w:val="left"/>
-      <w:pPr>
-        <w:ind w:left="2149" w:hanging="360"/>
-      </w:pPr>
-      <w:rPr>
-        <w:rFonts w:ascii="Courier New" w:hAnsi="Courier New" w:cs="Courier New" w:hint="default"/>
-      </w:rPr>
-    </w:lvl>
-    <w:lvl w:ilvl="2" w:tplc="240A0005" w:tentative="1">
-      <w:start w:val="1"/>
-      <w:numFmt w:val="bullet"/>
-      <w:lvlText w:val=""/>
-      <w:lvlJc w:val="left"/>
-      <w:pPr>
-        <w:ind w:left="2869" w:hanging="360"/>
-      </w:pPr>
-      <w:rPr>
-        <w:rFonts w:ascii="Wingdings" w:hAnsi="Wingdings" w:hint="default"/>
-      </w:rPr>
-    </w:lvl>
-    <w:lvl w:ilvl="3" w:tplc="240A0001" w:tentative="1">
-      <w:start w:val="1"/>
-      <w:numFmt w:val="bullet"/>
-      <w:lvlText w:val=""/>
-      <w:lvlJc w:val="left"/>
-      <w:pPr>
-        <w:ind w:left="3589" w:hanging="360"/>
-      </w:pPr>
-      <w:rPr>
-        <w:rFonts w:ascii="Symbol" w:hAnsi="Symbol" w:hint="default"/>
-      </w:rPr>
-    </w:lvl>
-    <w:lvl w:ilvl="4" w:tplc="240A0003" w:tentative="1">
-      <w:start w:val="1"/>
-      <w:numFmt w:val="bullet"/>
-      <w:lvlText w:val="o"/>
-      <w:lvlJc w:val="left"/>
-      <w:pPr>
-        <w:ind w:left="4309" w:hanging="360"/>
-      </w:pPr>
-      <w:rPr>
-        <w:rFonts w:ascii="Courier New" w:hAnsi="Courier New" w:cs="Courier New" w:hint="default"/>
-      </w:rPr>
-    </w:lvl>
-    <w:lvl w:ilvl="5" w:tplc="240A0005" w:tentative="1">
-      <w:start w:val="1"/>
-      <w:numFmt w:val="bullet"/>
-      <w:lvlText w:val=""/>
-      <w:lvlJc w:val="left"/>
-      <w:pPr>
-        <w:ind w:left="5029" w:hanging="360"/>
-      </w:pPr>
-      <w:rPr>
-        <w:rFonts w:ascii="Wingdings" w:hAnsi="Wingdings" w:hint="default"/>
-      </w:rPr>
-    </w:lvl>
-    <w:lvl w:ilvl="6" w:tplc="240A0001" w:tentative="1">
-      <w:start w:val="1"/>
-      <w:numFmt w:val="bullet"/>
-      <w:lvlText w:val=""/>
-      <w:lvlJc w:val="left"/>
-      <w:pPr>
-        <w:ind w:left="5749" w:hanging="360"/>
-      </w:pPr>
-      <w:rPr>
-        <w:rFonts w:ascii="Symbol" w:hAnsi="Symbol" w:hint="default"/>
-      </w:rPr>
-    </w:lvl>
-    <w:lvl w:ilvl="7" w:tplc="240A0003" w:tentative="1">
-      <w:start w:val="1"/>
-      <w:numFmt w:val="bullet"/>
-      <w:lvlText w:val="o"/>
-      <w:lvlJc w:val="left"/>
-      <w:pPr>
-        <w:ind w:left="6469" w:hanging="360"/>
-      </w:pPr>
-      <w:rPr>
-        <w:rFonts w:ascii="Courier New" w:hAnsi="Courier New" w:cs="Courier New" w:hint="default"/>
-      </w:rPr>
-    </w:lvl>
-    <w:lvl w:ilvl="8" w:tplc="240A0005" w:tentative="1">
-      <w:start w:val="1"/>
-      <w:numFmt w:val="bullet"/>
-      <w:lvlText w:val=""/>
-      <w:lvlJc w:val="left"/>
-      <w:pPr>
-        <w:ind w:left="7189" w:hanging="360"/>
-      </w:pPr>
-      <w:rPr>
-        <w:rFonts w:ascii="Wingdings" w:hAnsi="Wingdings" w:hint="default"/>
-      </w:rPr>
-    </w:lvl>
-  </w:abstractNum>
-  <w:abstractNum w:abstractNumId="11" w15:restartNumberingAfterBreak="0">
-    <w:nsid w:val="34EB5026"/>
-    <w:multiLevelType w:val="hybridMultilevel"/>
-    <w:tmpl w:val="5358C408"/>
+    <w:tmpl w:val="78F00398"/>
     <w:lvl w:ilvl="0" w:tplc="4C02516C">
       <w:start w:val="1"/>
       <w:numFmt w:val="upperLetter"/>
       <w:lvlText w:val="%1."/>
       <w:lvlJc w:val="left"/>
       <w:pPr>
-        <w:ind w:left="1429" w:hanging="360"/>
+        <w:ind w:left="2149" w:hanging="360"/>
       </w:pPr>
       <w:rPr>
         <w:rFonts w:hint="default"/>
@@ -24077,7 +23757,7 @@
       <w:lvlText w:val="%2."/>
       <w:lvlJc w:val="left"/>
       <w:pPr>
-        <w:ind w:left="2149" w:hanging="360"/>
+        <w:ind w:left="2869" w:hanging="360"/>
       </w:pPr>
     </w:lvl>
     <w:lvl w:ilvl="2" w:tplc="240A001B" w:tentative="1">
@@ -24086,7 +23766,7 @@
       <w:lvlText w:val="%3."/>
       <w:lvlJc w:val="right"/>
       <w:pPr>
-        <w:ind w:left="2869" w:hanging="180"/>
+        <w:ind w:left="3589" w:hanging="180"/>
       </w:pPr>
     </w:lvl>
     <w:lvl w:ilvl="3" w:tplc="240A000F" w:tentative="1">
@@ -24095,7 +23775,7 @@
       <w:lvlText w:val="%4."/>
       <w:lvlJc w:val="left"/>
       <w:pPr>
-        <w:ind w:left="3589" w:hanging="360"/>
+        <w:ind w:left="4309" w:hanging="360"/>
       </w:pPr>
     </w:lvl>
     <w:lvl w:ilvl="4" w:tplc="240A0019" w:tentative="1">
@@ -24104,7 +23784,7 @@
       <w:lvlText w:val="%5."/>
       <w:lvlJc w:val="left"/>
       <w:pPr>
-        <w:ind w:left="4309" w:hanging="360"/>
+        <w:ind w:left="5029" w:hanging="360"/>
       </w:pPr>
     </w:lvl>
     <w:lvl w:ilvl="5" w:tplc="240A001B" w:tentative="1">
@@ -24113,7 +23793,7 @@
       <w:lvlText w:val="%6."/>
       <w:lvlJc w:val="right"/>
       <w:pPr>
-        <w:ind w:left="5029" w:hanging="180"/>
+        <w:ind w:left="5749" w:hanging="180"/>
       </w:pPr>
     </w:lvl>
     <w:lvl w:ilvl="6" w:tplc="240A000F" w:tentative="1">
@@ -24122,7 +23802,7 @@
       <w:lvlText w:val="%7."/>
       <w:lvlJc w:val="left"/>
       <w:pPr>
-        <w:ind w:left="5749" w:hanging="360"/>
+        <w:ind w:left="6469" w:hanging="360"/>
       </w:pPr>
     </w:lvl>
     <w:lvl w:ilvl="7" w:tplc="240A0019" w:tentative="1">
@@ -24131,7 +23811,7 @@
       <w:lvlText w:val="%8."/>
       <w:lvlJc w:val="left"/>
       <w:pPr>
-        <w:ind w:left="6469" w:hanging="360"/>
+        <w:ind w:left="7189" w:hanging="360"/>
       </w:pPr>
     </w:lvl>
     <w:lvl w:ilvl="8" w:tplc="240A001B" w:tentative="1">
@@ -24140,11 +23820,530 @@
       <w:lvlText w:val="%9."/>
       <w:lvlJc w:val="right"/>
       <w:pPr>
-        <w:ind w:left="7189" w:hanging="180"/>
-      </w:pPr>
+        <w:ind w:left="7909" w:hanging="180"/>
+      </w:pPr>
+    </w:lvl>
+  </w:abstractNum>
+  <w:abstractNum w:abstractNumId="8" w15:restartNumberingAfterBreak="0">
+    <w:nsid w:val="23AF19A8"/>
+    <w:multiLevelType w:val="hybridMultilevel"/>
+    <w:tmpl w:val="B69CF15E"/>
+    <w:lvl w:ilvl="0" w:tplc="240A0001">
+      <w:start w:val="1"/>
+      <w:numFmt w:val="bullet"/>
+      <w:lvlText w:val=""/>
+      <w:lvlJc w:val="left"/>
+      <w:pPr>
+        <w:ind w:left="1429" w:hanging="360"/>
+      </w:pPr>
+      <w:rPr>
+        <w:rFonts w:ascii="Symbol" w:hAnsi="Symbol" w:hint="default"/>
+      </w:rPr>
+    </w:lvl>
+    <w:lvl w:ilvl="1" w:tplc="240A0003" w:tentative="1">
+      <w:start w:val="1"/>
+      <w:numFmt w:val="bullet"/>
+      <w:lvlText w:val="o"/>
+      <w:lvlJc w:val="left"/>
+      <w:pPr>
+        <w:ind w:left="2149" w:hanging="360"/>
+      </w:pPr>
+      <w:rPr>
+        <w:rFonts w:ascii="Courier New" w:hAnsi="Courier New" w:cs="Courier New" w:hint="default"/>
+      </w:rPr>
+    </w:lvl>
+    <w:lvl w:ilvl="2" w:tplc="240A0005" w:tentative="1">
+      <w:start w:val="1"/>
+      <w:numFmt w:val="bullet"/>
+      <w:lvlText w:val=""/>
+      <w:lvlJc w:val="left"/>
+      <w:pPr>
+        <w:ind w:left="2869" w:hanging="360"/>
+      </w:pPr>
+      <w:rPr>
+        <w:rFonts w:ascii="Wingdings" w:hAnsi="Wingdings" w:hint="default"/>
+      </w:rPr>
+    </w:lvl>
+    <w:lvl w:ilvl="3" w:tplc="240A0001" w:tentative="1">
+      <w:start w:val="1"/>
+      <w:numFmt w:val="bullet"/>
+      <w:lvlText w:val=""/>
+      <w:lvlJc w:val="left"/>
+      <w:pPr>
+        <w:ind w:left="3589" w:hanging="360"/>
+      </w:pPr>
+      <w:rPr>
+        <w:rFonts w:ascii="Symbol" w:hAnsi="Symbol" w:hint="default"/>
+      </w:rPr>
+    </w:lvl>
+    <w:lvl w:ilvl="4" w:tplc="240A0003" w:tentative="1">
+      <w:start w:val="1"/>
+      <w:numFmt w:val="bullet"/>
+      <w:lvlText w:val="o"/>
+      <w:lvlJc w:val="left"/>
+      <w:pPr>
+        <w:ind w:left="4309" w:hanging="360"/>
+      </w:pPr>
+      <w:rPr>
+        <w:rFonts w:ascii="Courier New" w:hAnsi="Courier New" w:cs="Courier New" w:hint="default"/>
+      </w:rPr>
+    </w:lvl>
+    <w:lvl w:ilvl="5" w:tplc="240A0005" w:tentative="1">
+      <w:start w:val="1"/>
+      <w:numFmt w:val="bullet"/>
+      <w:lvlText w:val=""/>
+      <w:lvlJc w:val="left"/>
+      <w:pPr>
+        <w:ind w:left="5029" w:hanging="360"/>
+      </w:pPr>
+      <w:rPr>
+        <w:rFonts w:ascii="Wingdings" w:hAnsi="Wingdings" w:hint="default"/>
+      </w:rPr>
+    </w:lvl>
+    <w:lvl w:ilvl="6" w:tplc="240A0001" w:tentative="1">
+      <w:start w:val="1"/>
+      <w:numFmt w:val="bullet"/>
+      <w:lvlText w:val=""/>
+      <w:lvlJc w:val="left"/>
+      <w:pPr>
+        <w:ind w:left="5749" w:hanging="360"/>
+      </w:pPr>
+      <w:rPr>
+        <w:rFonts w:ascii="Symbol" w:hAnsi="Symbol" w:hint="default"/>
+      </w:rPr>
+    </w:lvl>
+    <w:lvl w:ilvl="7" w:tplc="240A0003" w:tentative="1">
+      <w:start w:val="1"/>
+      <w:numFmt w:val="bullet"/>
+      <w:lvlText w:val="o"/>
+      <w:lvlJc w:val="left"/>
+      <w:pPr>
+        <w:ind w:left="6469" w:hanging="360"/>
+      </w:pPr>
+      <w:rPr>
+        <w:rFonts w:ascii="Courier New" w:hAnsi="Courier New" w:cs="Courier New" w:hint="default"/>
+      </w:rPr>
+    </w:lvl>
+    <w:lvl w:ilvl="8" w:tplc="240A0005" w:tentative="1">
+      <w:start w:val="1"/>
+      <w:numFmt w:val="bullet"/>
+      <w:lvlText w:val=""/>
+      <w:lvlJc w:val="left"/>
+      <w:pPr>
+        <w:ind w:left="7189" w:hanging="360"/>
+      </w:pPr>
+      <w:rPr>
+        <w:rFonts w:ascii="Wingdings" w:hAnsi="Wingdings" w:hint="default"/>
+      </w:rPr>
+    </w:lvl>
+  </w:abstractNum>
+  <w:abstractNum w:abstractNumId="9" w15:restartNumberingAfterBreak="0">
+    <w:nsid w:val="25E2759E"/>
+    <w:multiLevelType w:val="hybridMultilevel"/>
+    <w:tmpl w:val="0EA89F18"/>
+    <w:lvl w:ilvl="0" w:tplc="240A0005">
+      <w:start w:val="1"/>
+      <w:numFmt w:val="bullet"/>
+      <w:lvlText w:val=""/>
+      <w:lvlJc w:val="left"/>
+      <w:pPr>
+        <w:ind w:left="1776" w:hanging="360"/>
+      </w:pPr>
+      <w:rPr>
+        <w:rFonts w:ascii="Wingdings" w:hAnsi="Wingdings" w:hint="default"/>
+      </w:rPr>
+    </w:lvl>
+    <w:lvl w:ilvl="1" w:tplc="240A0019" w:tentative="1">
+      <w:start w:val="1"/>
+      <w:numFmt w:val="lowerLetter"/>
+      <w:lvlText w:val="%2."/>
+      <w:lvlJc w:val="left"/>
+      <w:pPr>
+        <w:ind w:left="2496" w:hanging="360"/>
+      </w:pPr>
+    </w:lvl>
+    <w:lvl w:ilvl="2" w:tplc="240A001B" w:tentative="1">
+      <w:start w:val="1"/>
+      <w:numFmt w:val="lowerRoman"/>
+      <w:lvlText w:val="%3."/>
+      <w:lvlJc w:val="right"/>
+      <w:pPr>
+        <w:ind w:left="3216" w:hanging="180"/>
+      </w:pPr>
+    </w:lvl>
+    <w:lvl w:ilvl="3" w:tplc="240A000F" w:tentative="1">
+      <w:start w:val="1"/>
+      <w:numFmt w:val="decimal"/>
+      <w:lvlText w:val="%4."/>
+      <w:lvlJc w:val="left"/>
+      <w:pPr>
+        <w:ind w:left="3936" w:hanging="360"/>
+      </w:pPr>
+    </w:lvl>
+    <w:lvl w:ilvl="4" w:tplc="240A0019" w:tentative="1">
+      <w:start w:val="1"/>
+      <w:numFmt w:val="lowerLetter"/>
+      <w:lvlText w:val="%5."/>
+      <w:lvlJc w:val="left"/>
+      <w:pPr>
+        <w:ind w:left="4656" w:hanging="360"/>
+      </w:pPr>
+    </w:lvl>
+    <w:lvl w:ilvl="5" w:tplc="240A001B" w:tentative="1">
+      <w:start w:val="1"/>
+      <w:numFmt w:val="lowerRoman"/>
+      <w:lvlText w:val="%6."/>
+      <w:lvlJc w:val="right"/>
+      <w:pPr>
+        <w:ind w:left="5376" w:hanging="180"/>
+      </w:pPr>
+    </w:lvl>
+    <w:lvl w:ilvl="6" w:tplc="240A000F" w:tentative="1">
+      <w:start w:val="1"/>
+      <w:numFmt w:val="decimal"/>
+      <w:lvlText w:val="%7."/>
+      <w:lvlJc w:val="left"/>
+      <w:pPr>
+        <w:ind w:left="6096" w:hanging="360"/>
+      </w:pPr>
+    </w:lvl>
+    <w:lvl w:ilvl="7" w:tplc="240A0019" w:tentative="1">
+      <w:start w:val="1"/>
+      <w:numFmt w:val="lowerLetter"/>
+      <w:lvlText w:val="%8."/>
+      <w:lvlJc w:val="left"/>
+      <w:pPr>
+        <w:ind w:left="6816" w:hanging="360"/>
+      </w:pPr>
+    </w:lvl>
+    <w:lvl w:ilvl="8" w:tplc="240A001B" w:tentative="1">
+      <w:start w:val="1"/>
+      <w:numFmt w:val="lowerRoman"/>
+      <w:lvlText w:val="%9."/>
+      <w:lvlJc w:val="right"/>
+      <w:pPr>
+        <w:ind w:left="7536" w:hanging="180"/>
+      </w:pPr>
+    </w:lvl>
+  </w:abstractNum>
+  <w:abstractNum w:abstractNumId="10" w15:restartNumberingAfterBreak="0">
+    <w:nsid w:val="2CB015FD"/>
+    <w:multiLevelType w:val="hybridMultilevel"/>
+    <w:tmpl w:val="5F14F65A"/>
+    <w:lvl w:ilvl="0" w:tplc="240A0001">
+      <w:start w:val="1"/>
+      <w:numFmt w:val="bullet"/>
+      <w:lvlText w:val=""/>
+      <w:lvlJc w:val="left"/>
+      <w:pPr>
+        <w:ind w:left="1429" w:hanging="360"/>
+      </w:pPr>
+      <w:rPr>
+        <w:rFonts w:ascii="Symbol" w:hAnsi="Symbol" w:hint="default"/>
+      </w:rPr>
+    </w:lvl>
+    <w:lvl w:ilvl="1" w:tplc="240A0003" w:tentative="1">
+      <w:start w:val="1"/>
+      <w:numFmt w:val="bullet"/>
+      <w:lvlText w:val="o"/>
+      <w:lvlJc w:val="left"/>
+      <w:pPr>
+        <w:ind w:left="2149" w:hanging="360"/>
+      </w:pPr>
+      <w:rPr>
+        <w:rFonts w:ascii="Courier New" w:hAnsi="Courier New" w:cs="Courier New" w:hint="default"/>
+      </w:rPr>
+    </w:lvl>
+    <w:lvl w:ilvl="2" w:tplc="240A0005" w:tentative="1">
+      <w:start w:val="1"/>
+      <w:numFmt w:val="bullet"/>
+      <w:lvlText w:val=""/>
+      <w:lvlJc w:val="left"/>
+      <w:pPr>
+        <w:ind w:left="2869" w:hanging="360"/>
+      </w:pPr>
+      <w:rPr>
+        <w:rFonts w:ascii="Wingdings" w:hAnsi="Wingdings" w:hint="default"/>
+      </w:rPr>
+    </w:lvl>
+    <w:lvl w:ilvl="3" w:tplc="240A0001" w:tentative="1">
+      <w:start w:val="1"/>
+      <w:numFmt w:val="bullet"/>
+      <w:lvlText w:val=""/>
+      <w:lvlJc w:val="left"/>
+      <w:pPr>
+        <w:ind w:left="3589" w:hanging="360"/>
+      </w:pPr>
+      <w:rPr>
+        <w:rFonts w:ascii="Symbol" w:hAnsi="Symbol" w:hint="default"/>
+      </w:rPr>
+    </w:lvl>
+    <w:lvl w:ilvl="4" w:tplc="240A0003" w:tentative="1">
+      <w:start w:val="1"/>
+      <w:numFmt w:val="bullet"/>
+      <w:lvlText w:val="o"/>
+      <w:lvlJc w:val="left"/>
+      <w:pPr>
+        <w:ind w:left="4309" w:hanging="360"/>
+      </w:pPr>
+      <w:rPr>
+        <w:rFonts w:ascii="Courier New" w:hAnsi="Courier New" w:cs="Courier New" w:hint="default"/>
+      </w:rPr>
+    </w:lvl>
+    <w:lvl w:ilvl="5" w:tplc="240A0005" w:tentative="1">
+      <w:start w:val="1"/>
+      <w:numFmt w:val="bullet"/>
+      <w:lvlText w:val=""/>
+      <w:lvlJc w:val="left"/>
+      <w:pPr>
+        <w:ind w:left="5029" w:hanging="360"/>
+      </w:pPr>
+      <w:rPr>
+        <w:rFonts w:ascii="Wingdings" w:hAnsi="Wingdings" w:hint="default"/>
+      </w:rPr>
+    </w:lvl>
+    <w:lvl w:ilvl="6" w:tplc="240A0001" w:tentative="1">
+      <w:start w:val="1"/>
+      <w:numFmt w:val="bullet"/>
+      <w:lvlText w:val=""/>
+      <w:lvlJc w:val="left"/>
+      <w:pPr>
+        <w:ind w:left="5749" w:hanging="360"/>
+      </w:pPr>
+      <w:rPr>
+        <w:rFonts w:ascii="Symbol" w:hAnsi="Symbol" w:hint="default"/>
+      </w:rPr>
+    </w:lvl>
+    <w:lvl w:ilvl="7" w:tplc="240A0003" w:tentative="1">
+      <w:start w:val="1"/>
+      <w:numFmt w:val="bullet"/>
+      <w:lvlText w:val="o"/>
+      <w:lvlJc w:val="left"/>
+      <w:pPr>
+        <w:ind w:left="6469" w:hanging="360"/>
+      </w:pPr>
+      <w:rPr>
+        <w:rFonts w:ascii="Courier New" w:hAnsi="Courier New" w:cs="Courier New" w:hint="default"/>
+      </w:rPr>
+    </w:lvl>
+    <w:lvl w:ilvl="8" w:tplc="240A0005" w:tentative="1">
+      <w:start w:val="1"/>
+      <w:numFmt w:val="bullet"/>
+      <w:lvlText w:val=""/>
+      <w:lvlJc w:val="left"/>
+      <w:pPr>
+        <w:ind w:left="7189" w:hanging="360"/>
+      </w:pPr>
+      <w:rPr>
+        <w:rFonts w:ascii="Wingdings" w:hAnsi="Wingdings" w:hint="default"/>
+      </w:rPr>
+    </w:lvl>
+  </w:abstractNum>
+  <w:abstractNum w:abstractNumId="11" w15:restartNumberingAfterBreak="0">
+    <w:nsid w:val="2E634468"/>
+    <w:multiLevelType w:val="hybridMultilevel"/>
+    <w:tmpl w:val="999EF2BA"/>
+    <w:lvl w:ilvl="0" w:tplc="240A0001">
+      <w:start w:val="1"/>
+      <w:numFmt w:val="bullet"/>
+      <w:lvlText w:val=""/>
+      <w:lvlJc w:val="left"/>
+      <w:pPr>
+        <w:ind w:left="1429" w:hanging="360"/>
+      </w:pPr>
+      <w:rPr>
+        <w:rFonts w:ascii="Symbol" w:hAnsi="Symbol" w:hint="default"/>
+      </w:rPr>
+    </w:lvl>
+    <w:lvl w:ilvl="1" w:tplc="240A0003" w:tentative="1">
+      <w:start w:val="1"/>
+      <w:numFmt w:val="bullet"/>
+      <w:lvlText w:val="o"/>
+      <w:lvlJc w:val="left"/>
+      <w:pPr>
+        <w:ind w:left="2149" w:hanging="360"/>
+      </w:pPr>
+      <w:rPr>
+        <w:rFonts w:ascii="Courier New" w:hAnsi="Courier New" w:cs="Courier New" w:hint="default"/>
+      </w:rPr>
+    </w:lvl>
+    <w:lvl w:ilvl="2" w:tplc="240A0005" w:tentative="1">
+      <w:start w:val="1"/>
+      <w:numFmt w:val="bullet"/>
+      <w:lvlText w:val=""/>
+      <w:lvlJc w:val="left"/>
+      <w:pPr>
+        <w:ind w:left="2869" w:hanging="360"/>
+      </w:pPr>
+      <w:rPr>
+        <w:rFonts w:ascii="Wingdings" w:hAnsi="Wingdings" w:hint="default"/>
+      </w:rPr>
+    </w:lvl>
+    <w:lvl w:ilvl="3" w:tplc="240A0001" w:tentative="1">
+      <w:start w:val="1"/>
+      <w:numFmt w:val="bullet"/>
+      <w:lvlText w:val=""/>
+      <w:lvlJc w:val="left"/>
+      <w:pPr>
+        <w:ind w:left="3589" w:hanging="360"/>
+      </w:pPr>
+      <w:rPr>
+        <w:rFonts w:ascii="Symbol" w:hAnsi="Symbol" w:hint="default"/>
+      </w:rPr>
+    </w:lvl>
+    <w:lvl w:ilvl="4" w:tplc="240A0003" w:tentative="1">
+      <w:start w:val="1"/>
+      <w:numFmt w:val="bullet"/>
+      <w:lvlText w:val="o"/>
+      <w:lvlJc w:val="left"/>
+      <w:pPr>
+        <w:ind w:left="4309" w:hanging="360"/>
+      </w:pPr>
+      <w:rPr>
+        <w:rFonts w:ascii="Courier New" w:hAnsi="Courier New" w:cs="Courier New" w:hint="default"/>
+      </w:rPr>
+    </w:lvl>
+    <w:lvl w:ilvl="5" w:tplc="240A0005" w:tentative="1">
+      <w:start w:val="1"/>
+      <w:numFmt w:val="bullet"/>
+      <w:lvlText w:val=""/>
+      <w:lvlJc w:val="left"/>
+      <w:pPr>
+        <w:ind w:left="5029" w:hanging="360"/>
+      </w:pPr>
+      <w:rPr>
+        <w:rFonts w:ascii="Wingdings" w:hAnsi="Wingdings" w:hint="default"/>
+      </w:rPr>
+    </w:lvl>
+    <w:lvl w:ilvl="6" w:tplc="240A0001" w:tentative="1">
+      <w:start w:val="1"/>
+      <w:numFmt w:val="bullet"/>
+      <w:lvlText w:val=""/>
+      <w:lvlJc w:val="left"/>
+      <w:pPr>
+        <w:ind w:left="5749" w:hanging="360"/>
+      </w:pPr>
+      <w:rPr>
+        <w:rFonts w:ascii="Symbol" w:hAnsi="Symbol" w:hint="default"/>
+      </w:rPr>
+    </w:lvl>
+    <w:lvl w:ilvl="7" w:tplc="240A0003" w:tentative="1">
+      <w:start w:val="1"/>
+      <w:numFmt w:val="bullet"/>
+      <w:lvlText w:val="o"/>
+      <w:lvlJc w:val="left"/>
+      <w:pPr>
+        <w:ind w:left="6469" w:hanging="360"/>
+      </w:pPr>
+      <w:rPr>
+        <w:rFonts w:ascii="Courier New" w:hAnsi="Courier New" w:cs="Courier New" w:hint="default"/>
+      </w:rPr>
+    </w:lvl>
+    <w:lvl w:ilvl="8" w:tplc="240A0005" w:tentative="1">
+      <w:start w:val="1"/>
+      <w:numFmt w:val="bullet"/>
+      <w:lvlText w:val=""/>
+      <w:lvlJc w:val="left"/>
+      <w:pPr>
+        <w:ind w:left="7189" w:hanging="360"/>
+      </w:pPr>
+      <w:rPr>
+        <w:rFonts w:ascii="Wingdings" w:hAnsi="Wingdings" w:hint="default"/>
+      </w:rPr>
     </w:lvl>
   </w:abstractNum>
   <w:abstractNum w:abstractNumId="12" w15:restartNumberingAfterBreak="0">
+    <w:nsid w:val="34EB5026"/>
+    <w:multiLevelType w:val="hybridMultilevel"/>
+    <w:tmpl w:val="5358C408"/>
+    <w:lvl w:ilvl="0" w:tplc="4C02516C">
+      <w:start w:val="1"/>
+      <w:numFmt w:val="upperLetter"/>
+      <w:lvlText w:val="%1."/>
+      <w:lvlJc w:val="left"/>
+      <w:pPr>
+        <w:ind w:left="1429" w:hanging="360"/>
+      </w:pPr>
+      <w:rPr>
+        <w:rFonts w:hint="default"/>
+        <w:b/>
+        <w:bCs/>
+      </w:rPr>
+    </w:lvl>
+    <w:lvl w:ilvl="1" w:tplc="240A0019" w:tentative="1">
+      <w:start w:val="1"/>
+      <w:numFmt w:val="lowerLetter"/>
+      <w:lvlText w:val="%2."/>
+      <w:lvlJc w:val="left"/>
+      <w:pPr>
+        <w:ind w:left="2149" w:hanging="360"/>
+      </w:pPr>
+    </w:lvl>
+    <w:lvl w:ilvl="2" w:tplc="240A001B" w:tentative="1">
+      <w:start w:val="1"/>
+      <w:numFmt w:val="lowerRoman"/>
+      <w:lvlText w:val="%3."/>
+      <w:lvlJc w:val="right"/>
+      <w:pPr>
+        <w:ind w:left="2869" w:hanging="180"/>
+      </w:pPr>
+    </w:lvl>
+    <w:lvl w:ilvl="3" w:tplc="240A000F" w:tentative="1">
+      <w:start w:val="1"/>
+      <w:numFmt w:val="decimal"/>
+      <w:lvlText w:val="%4."/>
+      <w:lvlJc w:val="left"/>
+      <w:pPr>
+        <w:ind w:left="3589" w:hanging="360"/>
+      </w:pPr>
+    </w:lvl>
+    <w:lvl w:ilvl="4" w:tplc="240A0019" w:tentative="1">
+      <w:start w:val="1"/>
+      <w:numFmt w:val="lowerLetter"/>
+      <w:lvlText w:val="%5."/>
+      <w:lvlJc w:val="left"/>
+      <w:pPr>
+        <w:ind w:left="4309" w:hanging="360"/>
+      </w:pPr>
+    </w:lvl>
+    <w:lvl w:ilvl="5" w:tplc="240A001B" w:tentative="1">
+      <w:start w:val="1"/>
+      <w:numFmt w:val="lowerRoman"/>
+      <w:lvlText w:val="%6."/>
+      <w:lvlJc w:val="right"/>
+      <w:pPr>
+        <w:ind w:left="5029" w:hanging="180"/>
+      </w:pPr>
+    </w:lvl>
+    <w:lvl w:ilvl="6" w:tplc="240A000F" w:tentative="1">
+      <w:start w:val="1"/>
+      <w:numFmt w:val="decimal"/>
+      <w:lvlText w:val="%7."/>
+      <w:lvlJc w:val="left"/>
+      <w:pPr>
+        <w:ind w:left="5749" w:hanging="360"/>
+      </w:pPr>
+    </w:lvl>
+    <w:lvl w:ilvl="7" w:tplc="240A0019" w:tentative="1">
+      <w:start w:val="1"/>
+      <w:numFmt w:val="lowerLetter"/>
+      <w:lvlText w:val="%8."/>
+      <w:lvlJc w:val="left"/>
+      <w:pPr>
+        <w:ind w:left="6469" w:hanging="360"/>
+      </w:pPr>
+    </w:lvl>
+    <w:lvl w:ilvl="8" w:tplc="240A001B" w:tentative="1">
+      <w:start w:val="1"/>
+      <w:numFmt w:val="lowerRoman"/>
+      <w:lvlText w:val="%9."/>
+      <w:lvlJc w:val="right"/>
+      <w:pPr>
+        <w:ind w:left="7189" w:hanging="180"/>
+      </w:pPr>
+    </w:lvl>
+  </w:abstractNum>
+  <w:abstractNum w:abstractNumId="13" w15:restartNumberingAfterBreak="0">
     <w:nsid w:val="368E176E"/>
     <w:multiLevelType w:val="hybridMultilevel"/>
     <w:tmpl w:val="BDF054FE"/>
@@ -24238,7 +24437,7 @@
       </w:pPr>
     </w:lvl>
   </w:abstractNum>
-  <w:abstractNum w:abstractNumId="13" w15:restartNumberingAfterBreak="0">
+  <w:abstractNum w:abstractNumId="14" w15:restartNumberingAfterBreak="0">
     <w:nsid w:val="38AA234C"/>
     <w:multiLevelType w:val="hybridMultilevel"/>
     <w:tmpl w:val="A9769168"/>
@@ -24351,7 +24550,7 @@
       </w:rPr>
     </w:lvl>
   </w:abstractNum>
-  <w:abstractNum w:abstractNumId="14" w15:restartNumberingAfterBreak="0">
+  <w:abstractNum w:abstractNumId="15" w15:restartNumberingAfterBreak="0">
     <w:nsid w:val="3B8060A9"/>
     <w:multiLevelType w:val="hybridMultilevel"/>
     <w:tmpl w:val="7048D9F8"/>
@@ -24440,7 +24639,7 @@
       </w:pPr>
     </w:lvl>
   </w:abstractNum>
-  <w:abstractNum w:abstractNumId="15" w15:restartNumberingAfterBreak="0">
+  <w:abstractNum w:abstractNumId="16" w15:restartNumberingAfterBreak="0">
     <w:nsid w:val="3D634884"/>
     <w:multiLevelType w:val="hybridMultilevel"/>
     <w:tmpl w:val="6400AF50"/>
@@ -24553,7 +24752,7 @@
       </w:rPr>
     </w:lvl>
   </w:abstractNum>
-  <w:abstractNum w:abstractNumId="16" w15:restartNumberingAfterBreak="0">
+  <w:abstractNum w:abstractNumId="17" w15:restartNumberingAfterBreak="0">
     <w:nsid w:val="41C855F6"/>
     <w:multiLevelType w:val="hybridMultilevel"/>
     <w:tmpl w:val="D06A3244"/>
@@ -24642,7 +24841,7 @@
       </w:pPr>
     </w:lvl>
   </w:abstractNum>
-  <w:abstractNum w:abstractNumId="17" w15:restartNumberingAfterBreak="0">
+  <w:abstractNum w:abstractNumId="18" w15:restartNumberingAfterBreak="0">
     <w:nsid w:val="440667C8"/>
     <w:multiLevelType w:val="hybridMultilevel"/>
     <w:tmpl w:val="83C22194"/>
@@ -24755,7 +24954,7 @@
       </w:rPr>
     </w:lvl>
   </w:abstractNum>
-  <w:abstractNum w:abstractNumId="18" w15:restartNumberingAfterBreak="0">
+  <w:abstractNum w:abstractNumId="19" w15:restartNumberingAfterBreak="0">
     <w:nsid w:val="4A24085B"/>
     <w:multiLevelType w:val="hybridMultilevel"/>
     <w:tmpl w:val="6030AD10"/>
@@ -24868,7 +25067,7 @@
       </w:rPr>
     </w:lvl>
   </w:abstractNum>
-  <w:abstractNum w:abstractNumId="19" w15:restartNumberingAfterBreak="0">
+  <w:abstractNum w:abstractNumId="20" w15:restartNumberingAfterBreak="0">
     <w:nsid w:val="4CE82262"/>
     <w:multiLevelType w:val="hybridMultilevel"/>
     <w:tmpl w:val="9916671A"/>
@@ -24981,7 +25180,7 @@
       </w:rPr>
     </w:lvl>
   </w:abstractNum>
-  <w:abstractNum w:abstractNumId="20" w15:restartNumberingAfterBreak="0">
+  <w:abstractNum w:abstractNumId="21" w15:restartNumberingAfterBreak="0">
     <w:nsid w:val="4D1552C2"/>
     <w:multiLevelType w:val="hybridMultilevel"/>
     <w:tmpl w:val="F6B4E70C"/>
@@ -25072,7 +25271,7 @@
       </w:pPr>
     </w:lvl>
   </w:abstractNum>
-  <w:abstractNum w:abstractNumId="21" w15:restartNumberingAfterBreak="0">
+  <w:abstractNum w:abstractNumId="22" w15:restartNumberingAfterBreak="0">
     <w:nsid w:val="4DF86D6E"/>
     <w:multiLevelType w:val="hybridMultilevel"/>
     <w:tmpl w:val="BD9459DC"/>
@@ -25185,7 +25384,7 @@
       </w:rPr>
     </w:lvl>
   </w:abstractNum>
-  <w:abstractNum w:abstractNumId="22" w15:restartNumberingAfterBreak="0">
+  <w:abstractNum w:abstractNumId="23" w15:restartNumberingAfterBreak="0">
     <w:nsid w:val="4EBE1EF6"/>
     <w:multiLevelType w:val="hybridMultilevel"/>
     <w:tmpl w:val="F6A60586"/>
@@ -25278,7 +25477,7 @@
       </w:pPr>
     </w:lvl>
   </w:abstractNum>
-  <w:abstractNum w:abstractNumId="23" w15:restartNumberingAfterBreak="0">
+  <w:abstractNum w:abstractNumId="24" w15:restartNumberingAfterBreak="0">
     <w:nsid w:val="58393885"/>
     <w:multiLevelType w:val="hybridMultilevel"/>
     <w:tmpl w:val="2C68E9C4"/>
@@ -25391,7 +25590,7 @@
       </w:rPr>
     </w:lvl>
   </w:abstractNum>
-  <w:abstractNum w:abstractNumId="24" w15:restartNumberingAfterBreak="0">
+  <w:abstractNum w:abstractNumId="25" w15:restartNumberingAfterBreak="0">
     <w:nsid w:val="6D17534F"/>
     <w:multiLevelType w:val="hybridMultilevel"/>
     <w:tmpl w:val="40A69CD0"/>
@@ -25504,7 +25703,7 @@
       </w:rPr>
     </w:lvl>
   </w:abstractNum>
-  <w:abstractNum w:abstractNumId="25" w15:restartNumberingAfterBreak="0">
+  <w:abstractNum w:abstractNumId="26" w15:restartNumberingAfterBreak="0">
     <w:nsid w:val="70D329E5"/>
     <w:multiLevelType w:val="hybridMultilevel"/>
     <w:tmpl w:val="3CE0E1FE"/>
@@ -25617,7 +25816,7 @@
       </w:rPr>
     </w:lvl>
   </w:abstractNum>
-  <w:abstractNum w:abstractNumId="26" w15:restartNumberingAfterBreak="0">
+  <w:abstractNum w:abstractNumId="27" w15:restartNumberingAfterBreak="0">
     <w:nsid w:val="73CE05D7"/>
     <w:multiLevelType w:val="hybridMultilevel"/>
     <w:tmpl w:val="7F88F086"/>
@@ -25730,7 +25929,7 @@
       </w:rPr>
     </w:lvl>
   </w:abstractNum>
-  <w:abstractNum w:abstractNumId="27" w15:restartNumberingAfterBreak="0">
+  <w:abstractNum w:abstractNumId="28" w15:restartNumberingAfterBreak="0">
     <w:nsid w:val="743558E5"/>
     <w:multiLevelType w:val="hybridMultilevel"/>
     <w:tmpl w:val="A73AED82"/>
@@ -25822,7 +26021,7 @@
       </w:pPr>
     </w:lvl>
   </w:abstractNum>
-  <w:abstractNum w:abstractNumId="28" w15:restartNumberingAfterBreak="0">
+  <w:abstractNum w:abstractNumId="29" w15:restartNumberingAfterBreak="0">
     <w:nsid w:val="74D90B40"/>
     <w:multiLevelType w:val="hybridMultilevel"/>
     <w:tmpl w:val="33DE527E"/>
@@ -25935,11 +26134,11 @@
       </w:rPr>
     </w:lvl>
   </w:abstractNum>
-  <w:abstractNum w:abstractNumId="29" w15:restartNumberingAfterBreak="0">
+  <w:abstractNum w:abstractNumId="30" w15:restartNumberingAfterBreak="0">
     <w:nsid w:val="77FF3BF9"/>
     <w:multiLevelType w:val="hybridMultilevel"/>
-    <w:tmpl w:val="14684A6A"/>
-    <w:lvl w:ilvl="0" w:tplc="3BDCDF3A">
+    <w:tmpl w:val="0A98D7A4"/>
+    <w:lvl w:ilvl="0" w:tplc="55A63A40">
       <w:start w:val="1"/>
       <w:numFmt w:val="decimal"/>
       <w:pStyle w:val="Ttulo1"/>
@@ -26022,7 +26221,7 @@
       </w:pPr>
     </w:lvl>
   </w:abstractNum>
-  <w:abstractNum w:abstractNumId="30" w15:restartNumberingAfterBreak="0">
+  <w:abstractNum w:abstractNumId="31" w15:restartNumberingAfterBreak="0">
     <w:nsid w:val="79921A27"/>
     <w:multiLevelType w:val="hybridMultilevel"/>
     <w:tmpl w:val="C7D026D0"/>
@@ -26135,7 +26334,98 @@
       </w:rPr>
     </w:lvl>
   </w:abstractNum>
-  <w:abstractNum w:abstractNumId="31" w15:restartNumberingAfterBreak="0">
+  <w:abstractNum w:abstractNumId="32" w15:restartNumberingAfterBreak="0">
+    <w:nsid w:val="79E931A9"/>
+    <w:multiLevelType w:val="hybridMultilevel"/>
+    <w:tmpl w:val="5ECAD1D6"/>
+    <w:lvl w:ilvl="0" w:tplc="4C02516C">
+      <w:start w:val="1"/>
+      <w:numFmt w:val="upperLetter"/>
+      <w:lvlText w:val="%1."/>
+      <w:lvlJc w:val="left"/>
+      <w:pPr>
+        <w:ind w:left="1429" w:hanging="360"/>
+      </w:pPr>
+      <w:rPr>
+        <w:rFonts w:hint="default"/>
+        <w:b/>
+        <w:bCs/>
+      </w:rPr>
+    </w:lvl>
+    <w:lvl w:ilvl="1" w:tplc="240A0019" w:tentative="1">
+      <w:start w:val="1"/>
+      <w:numFmt w:val="lowerLetter"/>
+      <w:lvlText w:val="%2."/>
+      <w:lvlJc w:val="left"/>
+      <w:pPr>
+        <w:ind w:left="2149" w:hanging="360"/>
+      </w:pPr>
+    </w:lvl>
+    <w:lvl w:ilvl="2" w:tplc="240A001B" w:tentative="1">
+      <w:start w:val="1"/>
+      <w:numFmt w:val="lowerRoman"/>
+      <w:lvlText w:val="%3."/>
+      <w:lvlJc w:val="right"/>
+      <w:pPr>
+        <w:ind w:left="2869" w:hanging="180"/>
+      </w:pPr>
+    </w:lvl>
+    <w:lvl w:ilvl="3" w:tplc="240A000F" w:tentative="1">
+      <w:start w:val="1"/>
+      <w:numFmt w:val="decimal"/>
+      <w:lvlText w:val="%4."/>
+      <w:lvlJc w:val="left"/>
+      <w:pPr>
+        <w:ind w:left="3589" w:hanging="360"/>
+      </w:pPr>
+    </w:lvl>
+    <w:lvl w:ilvl="4" w:tplc="240A0019" w:tentative="1">
+      <w:start w:val="1"/>
+      <w:numFmt w:val="lowerLetter"/>
+      <w:lvlText w:val="%5."/>
+      <w:lvlJc w:val="left"/>
+      <w:pPr>
+        <w:ind w:left="4309" w:hanging="360"/>
+      </w:pPr>
+    </w:lvl>
+    <w:lvl w:ilvl="5" w:tplc="240A001B" w:tentative="1">
+      <w:start w:val="1"/>
+      <w:numFmt w:val="lowerRoman"/>
+      <w:lvlText w:val="%6."/>
+      <w:lvlJc w:val="right"/>
+      <w:pPr>
+        <w:ind w:left="5029" w:hanging="180"/>
+      </w:pPr>
+    </w:lvl>
+    <w:lvl w:ilvl="6" w:tplc="240A000F" w:tentative="1">
+      <w:start w:val="1"/>
+      <w:numFmt w:val="decimal"/>
+      <w:lvlText w:val="%7."/>
+      <w:lvlJc w:val="left"/>
+      <w:pPr>
+        <w:ind w:left="5749" w:hanging="360"/>
+      </w:pPr>
+    </w:lvl>
+    <w:lvl w:ilvl="7" w:tplc="240A0019" w:tentative="1">
+      <w:start w:val="1"/>
+      <w:numFmt w:val="lowerLetter"/>
+      <w:lvlText w:val="%8."/>
+      <w:lvlJc w:val="left"/>
+      <w:pPr>
+        <w:ind w:left="6469" w:hanging="360"/>
+      </w:pPr>
+    </w:lvl>
+    <w:lvl w:ilvl="8" w:tplc="240A001B" w:tentative="1">
+      <w:start w:val="1"/>
+      <w:numFmt w:val="lowerRoman"/>
+      <w:lvlText w:val="%9."/>
+      <w:lvlJc w:val="right"/>
+      <w:pPr>
+        <w:ind w:left="7189" w:hanging="180"/>
+      </w:pPr>
+    </w:lvl>
+  </w:abstractNum>
+  <w:abstractNum w:abstractNumId="33" w15:restartNumberingAfterBreak="0">
     <w:nsid w:val="79EE6A1C"/>
     <w:multiLevelType w:val="hybridMultilevel"/>
     <w:tmpl w:val="060C45EA"/>
@@ -26248,7 +26538,7 @@
       </w:rPr>
     </w:lvl>
   </w:abstractNum>
-  <w:abstractNum w:abstractNumId="32" w15:restartNumberingAfterBreak="0">
+  <w:abstractNum w:abstractNumId="34" w15:restartNumberingAfterBreak="0">
     <w:nsid w:val="7C161D1C"/>
     <w:multiLevelType w:val="multilevel"/>
     <w:tmpl w:val="EBEAF536"/>
@@ -26336,88 +26626,88 @@
     </w:lvl>
   </w:abstractNum>
   <w:num w:numId="1">
-    <w:abstractNumId w:val="32"/>
+    <w:abstractNumId w:val="34"/>
   </w:num>
   <w:num w:numId="2">
     <w:abstractNumId w:val="0"/>
   </w:num>
   <w:num w:numId="3">
-    <w:abstractNumId w:val="22"/>
+    <w:abstractNumId w:val="23"/>
   </w:num>
   <w:num w:numId="4">
-    <w:abstractNumId w:val="12"/>
+    <w:abstractNumId w:val="13"/>
   </w:num>
   <w:num w:numId="5">
-    <w:abstractNumId w:val="29"/>
+    <w:abstractNumId w:val="30"/>
   </w:num>
   <w:num w:numId="6">
-    <w:abstractNumId w:val="27"/>
+    <w:abstractNumId w:val="28"/>
   </w:num>
   <w:num w:numId="7">
-    <w:abstractNumId w:val="21"/>
+    <w:abstractNumId w:val="22"/>
   </w:num>
   <w:num w:numId="8">
     <w:abstractNumId w:val="2"/>
   </w:num>
   <w:num w:numId="9">
-    <w:abstractNumId w:val="10"/>
+    <w:abstractNumId w:val="11"/>
   </w:num>
   <w:num w:numId="10">
-    <w:abstractNumId w:val="11"/>
+    <w:abstractNumId w:val="12"/>
   </w:num>
   <w:num w:numId="11">
-    <w:abstractNumId w:val="25"/>
+    <w:abstractNumId w:val="26"/>
   </w:num>
   <w:num w:numId="12">
-    <w:abstractNumId w:val="28"/>
+    <w:abstractNumId w:val="29"/>
   </w:num>
   <w:num w:numId="13">
-    <w:abstractNumId w:val="14"/>
+    <w:abstractNumId w:val="15"/>
   </w:num>
   <w:num w:numId="14">
-    <w:abstractNumId w:val="16"/>
+    <w:abstractNumId w:val="17"/>
   </w:num>
   <w:num w:numId="15">
-    <w:abstractNumId w:val="8"/>
+    <w:abstractNumId w:val="9"/>
   </w:num>
   <w:num w:numId="16">
-    <w:abstractNumId w:val="26"/>
+    <w:abstractNumId w:val="27"/>
   </w:num>
   <w:num w:numId="17">
-    <w:abstractNumId w:val="30"/>
+    <w:abstractNumId w:val="31"/>
   </w:num>
   <w:num w:numId="18">
     <w:abstractNumId w:val="3"/>
   </w:num>
   <w:num w:numId="19">
-    <w:abstractNumId w:val="24"/>
+    <w:abstractNumId w:val="25"/>
   </w:num>
   <w:num w:numId="20">
-    <w:abstractNumId w:val="15"/>
+    <w:abstractNumId w:val="16"/>
   </w:num>
   <w:num w:numId="21">
-    <w:abstractNumId w:val="9"/>
+    <w:abstractNumId w:val="10"/>
   </w:num>
   <w:num w:numId="22">
-    <w:abstractNumId w:val="13"/>
+    <w:abstractNumId w:val="14"/>
   </w:num>
   <w:num w:numId="23">
-    <w:abstractNumId w:val="19"/>
+    <w:abstractNumId w:val="20"/>
   </w:num>
   <w:num w:numId="24">
     <w:abstractNumId w:val="4"/>
   </w:num>
   <w:num w:numId="25">
-    <w:abstractNumId w:val="20"/>
+    <w:abstractNumId w:val="21"/>
   </w:num>
   <w:num w:numId="26">
     <w:abstractNumId w:val="5"/>
   </w:num>
   <w:num w:numId="27">
-    <w:abstractNumId w:val="17"/>
+    <w:abstractNumId w:val="18"/>
   </w:num>
   <w:num w:numId="28">
-    <w:abstractNumId w:val="23"/>
+    <w:abstractNumId w:val="24"/>
   </w:num>
   <w:num w:numId="29">
     <w:abstractNumId w:val="6"/>
@@ -26426,13 +26716,19 @@
     <w:abstractNumId w:val="1"/>
   </w:num>
   <w:num w:numId="31">
-    <w:abstractNumId w:val="18"/>
+    <w:abstractNumId w:val="19"/>
   </w:num>
   <w:num w:numId="32">
+    <w:abstractNumId w:val="8"/>
+  </w:num>
+  <w:num w:numId="33">
+    <w:abstractNumId w:val="33"/>
+  </w:num>
+  <w:num w:numId="34">
     <w:abstractNumId w:val="7"/>
   </w:num>
-  <w:num w:numId="33">
-    <w:abstractNumId w:val="31"/>
+  <w:num w:numId="35">
+    <w:abstractNumId w:val="32"/>
   </w:num>
   <w:numIdMacAtCleanup w:val="30"/>
 </w:numbering>
@@ -26850,7 +27146,7 @@
     <w:autoRedefine/>
     <w:uiPriority w:val="9"/>
     <w:qFormat/>
-    <w:rsid w:val="00CD17CB"/>
+    <w:rsid w:val="003A035E"/>
     <w:pPr>
       <w:numPr>
         <w:numId w:val="5"/>
@@ -27099,7 +27395,7 @@
     <w:basedOn w:val="Fuentedeprrafopredeter"/>
     <w:link w:val="Ttulo1"/>
     <w:uiPriority w:val="9"/>
-    <w:rsid w:val="00CD17CB"/>
+    <w:rsid w:val="003A035E"/>
     <w:rPr>
       <w:rFonts w:eastAsia="Times New Roman" w:cs="Times New Roman (Títulos en alf"/>
       <w:b/>
@@ -28221,6 +28517,21 @@
 </file>
 
 <file path=customXml/item1.xml><?xml version="1.0" encoding="utf-8"?>
+<p:properties xmlns:p="http://schemas.microsoft.com/office/2006/metadata/properties" xmlns:xsi="http://www.w3.org/2001/XMLSchema-instance" xmlns:pc="http://schemas.microsoft.com/office/infopath/2007/PartnerControls">
+  <documentManagement>
+    <TaxCatchAll xmlns="13c90a0b-73bc-4dc0-be5f-28d77b615beb" xsi:nil="true"/>
+    <lcf76f155ced4ddcb4097134ff3c332f xmlns="13c93bba-48ce-428c-bfe5-88b42c19b028">
+      <Terms xmlns="http://schemas.microsoft.com/office/infopath/2007/PartnerControls"/>
+    </lcf76f155ced4ddcb4097134ff3c332f>
+  </documentManagement>
+</p:properties>
+</file>
+
+<file path=customXml/item2.xml><?xml version="1.0" encoding="utf-8"?>
+<b:Sources xmlns:b="http://schemas.openxmlformats.org/officeDocument/2006/bibliography" xmlns="http://schemas.openxmlformats.org/officeDocument/2006/bibliography" SelectedStyle="\APASixthEditionOfficeOnline.xsl" StyleName="APA" Version="6"/>
+</file>
+
+<file path=customXml/item3.xml><?xml version="1.0" encoding="utf-8"?>
 <?mso-contentType ?>
 <FormTemplates xmlns="http://schemas.microsoft.com/sharepoint/v3/contenttype/forms">
   <Display>DocumentLibraryForm</Display>
@@ -28229,7 +28540,7 @@
 </FormTemplates>
 </file>
 
-<file path=customXml/item2.xml><?xml version="1.0" encoding="utf-8"?>
+<file path=customXml/item4.xml><?xml version="1.0" encoding="utf-8"?>
 <ct:contentTypeSchema xmlns:ct="http://schemas.microsoft.com/office/2006/metadata/contentType" xmlns:ma="http://schemas.microsoft.com/office/2006/metadata/properties/metaAttributes" ct:_="" ma:_="" ma:contentTypeName="Documento" ma:contentTypeID="0x0101006A81D6BD42E8DF4C91013959704817E1" ma:contentTypeVersion="15" ma:contentTypeDescription="Crear nuevo documento." ma:contentTypeScope="" ma:versionID="bf4f72ffd194f0963ff564daca6869f7">
   <xsd:schema xmlns:xsd="http://www.w3.org/2001/XMLSchema" xmlns:xs="http://www.w3.org/2001/XMLSchema" xmlns:p="http://schemas.microsoft.com/office/2006/metadata/properties" xmlns:ns2="13c90a0b-73bc-4dc0-be5f-28d77b615beb" xmlns:ns3="13c93bba-48ce-428c-bfe5-88b42c19b028" targetNamespace="http://schemas.microsoft.com/office/2006/metadata/properties" ma:root="true" ma:fieldsID="8718d6f4873a5b1392a45044efa78385" ns2:_="" ns3:_="">
     <xsd:import namespace="13c90a0b-73bc-4dc0-be5f-28d77b615beb"/>
@@ -28464,22 +28775,26 @@
 </ct:contentTypeSchema>
 </file>
 
-<file path=customXml/item3.xml><?xml version="1.0" encoding="utf-8"?>
-<p:properties xmlns:p="http://schemas.microsoft.com/office/2006/metadata/properties" xmlns:xsi="http://www.w3.org/2001/XMLSchema-instance" xmlns:pc="http://schemas.microsoft.com/office/infopath/2007/PartnerControls">
-  <documentManagement>
-    <TaxCatchAll xmlns="13c90a0b-73bc-4dc0-be5f-28d77b615beb" xsi:nil="true"/>
-    <lcf76f155ced4ddcb4097134ff3c332f xmlns="13c93bba-48ce-428c-bfe5-88b42c19b028">
-      <Terms xmlns="http://schemas.microsoft.com/office/infopath/2007/PartnerControls"/>
-    </lcf76f155ced4ddcb4097134ff3c332f>
-  </documentManagement>
-</p:properties>
+<file path=customXml/itemProps1.xml><?xml version="1.0" encoding="utf-8"?>
+<ds:datastoreItem xmlns:ds="http://schemas.openxmlformats.org/officeDocument/2006/customXml" ds:itemID="{C0919122-1DE5-4F21-9A75-AE77F9F6BF44}">
+  <ds:schemaRefs>
+    <ds:schemaRef ds:uri="http://schemas.microsoft.com/office/2006/metadata/properties"/>
+    <ds:schemaRef ds:uri="http://schemas.microsoft.com/office/infopath/2007/PartnerControls"/>
+    <ds:schemaRef ds:uri="13c90a0b-73bc-4dc0-be5f-28d77b615beb"/>
+    <ds:schemaRef ds:uri="13c93bba-48ce-428c-bfe5-88b42c19b028"/>
+  </ds:schemaRefs>
+</ds:datastoreItem>
 </file>
 
-<file path=customXml/item4.xml><?xml version="1.0" encoding="utf-8"?>
-<b:Sources xmlns:b="http://schemas.openxmlformats.org/officeDocument/2006/bibliography" xmlns="http://schemas.openxmlformats.org/officeDocument/2006/bibliography" SelectedStyle="\APASixthEditionOfficeOnline.xsl" StyleName="APA" Version="6"/>
+<file path=customXml/itemProps2.xml><?xml version="1.0" encoding="utf-8"?>
+<ds:datastoreItem xmlns:ds="http://schemas.openxmlformats.org/officeDocument/2006/customXml" ds:itemID="{3EE81AF2-5109-4D99-A8F0-2DE0C125B7B4}">
+  <ds:schemaRefs>
+    <ds:schemaRef ds:uri="http://schemas.openxmlformats.org/officeDocument/2006/bibliography"/>
+  </ds:schemaRefs>
+</ds:datastoreItem>
 </file>
 
-<file path=customXml/itemProps1.xml><?xml version="1.0" encoding="utf-8"?>
+<file path=customXml/itemProps3.xml><?xml version="1.0" encoding="utf-8"?>
 <ds:datastoreItem xmlns:ds="http://schemas.openxmlformats.org/officeDocument/2006/customXml" ds:itemID="{7BA1F153-FB30-4251-9382-FCB3B4D0DE57}">
   <ds:schemaRefs>
     <ds:schemaRef ds:uri="http://schemas.microsoft.com/sharepoint/v3/contenttype/forms"/>
@@ -28487,7 +28802,7 @@
 </ds:datastoreItem>
 </file>
 
-<file path=customXml/itemProps2.xml><?xml version="1.0" encoding="utf-8"?>
+<file path=customXml/itemProps4.xml><?xml version="1.0" encoding="utf-8"?>
 <ds:datastoreItem xmlns:ds="http://schemas.openxmlformats.org/officeDocument/2006/customXml" ds:itemID="{516DCDC5-BCA7-40EF-9C9E-47CE86CCCC50}">
   <ds:schemaRefs>
     <ds:schemaRef ds:uri="http://schemas.microsoft.com/office/2006/metadata/contentType"/>
@@ -28504,23 +28819,4 @@
     <ds:schemaRef ds:uri="http://schemas.microsoft.com/internal/obd"/>
   </ds:schemaRefs>
 </ds:datastoreItem>
-</file>
-
-<file path=customXml/itemProps3.xml><?xml version="1.0" encoding="utf-8"?>
-<ds:datastoreItem xmlns:ds="http://schemas.openxmlformats.org/officeDocument/2006/customXml" ds:itemID="{C0919122-1DE5-4F21-9A75-AE77F9F6BF44}">
-  <ds:schemaRefs>
-    <ds:schemaRef ds:uri="http://schemas.microsoft.com/office/2006/metadata/properties"/>
-    <ds:schemaRef ds:uri="http://schemas.microsoft.com/office/infopath/2007/PartnerControls"/>
-    <ds:schemaRef ds:uri="13c90a0b-73bc-4dc0-be5f-28d77b615beb"/>
-    <ds:schemaRef ds:uri="13c93bba-48ce-428c-bfe5-88b42c19b028"/>
-  </ds:schemaRefs>
-</ds:datastoreItem>
-</file>
-
-<file path=customXml/itemProps4.xml><?xml version="1.0" encoding="utf-8"?>
-<ds:datastoreItem xmlns:ds="http://schemas.openxmlformats.org/officeDocument/2006/customXml" ds:itemID="{3EE81AF2-5109-4D99-A8F0-2DE0C125B7B4}">
-  <ds:schemaRefs>
-    <ds:schemaRef ds:uri="http://schemas.openxmlformats.org/officeDocument/2006/bibliography"/>
-  </ds:schemaRefs>
-</ds:datastoreItem>
 </file>